--- a/Meshack/Angular Java/Meshack_Burton.docx
+++ b/Meshack/Angular Java/Meshack_Burton.docx
@@ -2787,16 +2787,7 @@
           <w:rFonts w:ascii="Arial" w:hAnsi="Arial" w:cs="Arial"/>
           <w:sz w:val="18"/>
         </w:rPr>
-        <w:t>Assisted queue-bas</w:t>
-      </w:r>
-      <w:bookmarkStart w:id="0" w:name="_GoBack"/>
-      <w:bookmarkEnd w:id="0"/>
-      <w:r>
-        <w:rPr>
-          <w:rFonts w:ascii="Arial" w:hAnsi="Arial" w:cs="Arial"/>
-          <w:sz w:val="18"/>
-        </w:rPr>
-        <w:t>ed integrations by improving retry/</w:t>
+        <w:t>Assisted queue-based integrations by improving retry/</w:t>
       </w:r>
       <w:proofErr w:type="spellStart"/>
       <w:r>
@@ -3011,48 +3002,33 @@
     </w:p>
     <w:p>
       <w:pPr>
-        <w:pStyle w:val="NormalWeb"/>
+        <w:pStyle w:val="ListParagraph"/>
+        <w:numPr>
+          <w:ilvl w:val="0"/>
+          <w:numId w:val="43"/>
+        </w:numPr>
         <w:jc w:val="both"/>
         <w:rPr>
           <w:rFonts w:ascii="Arial" w:hAnsi="Arial" w:cs="Arial"/>
-          <w:sz w:val="18"/>
-        </w:rPr>
-      </w:pPr>
-      <w:r>
-        <w:rPr>
-          <w:rStyle w:val="Strong"/>
-          <w:rFonts w:ascii="Arial" w:hAnsi="Arial" w:cs="Arial"/>
-          <w:sz w:val="18"/>
-        </w:rPr>
-        <w:t>Frontend</w:t>
-      </w:r>
-      <w:r>
-        <w:rPr>
-          <w:rFonts w:ascii="Arial" w:hAnsi="Arial" w:cs="Arial"/>
-          <w:sz w:val="18"/>
-        </w:rPr>
-        <w:t xml:space="preserve"> — </w:t>
-      </w:r>
-      <w:r>
-        <w:rPr>
-          <w:rStyle w:val="Strong"/>
-          <w:rFonts w:ascii="Arial" w:hAnsi="Arial" w:cs="Arial"/>
-          <w:sz w:val="18"/>
-        </w:rPr>
-        <w:t>Angular</w:t>
-      </w:r>
-      <w:r>
-        <w:rPr>
-          <w:rFonts w:ascii="Arial" w:hAnsi="Arial" w:cs="Arial"/>
-          <w:sz w:val="18"/>
-        </w:rPr>
-        <w:t xml:space="preserve">, </w:t>
+        </w:rPr>
+      </w:pPr>
+      <w:r>
+        <w:rPr>
+          <w:rFonts w:ascii="Arial" w:hAnsi="Arial" w:cs="Arial"/>
+          <w:b/>
+        </w:rPr>
+        <w:t xml:space="preserve">Frontend — </w:t>
+      </w:r>
+      <w:r>
+        <w:rPr>
+          <w:rFonts w:ascii="Arial" w:hAnsi="Arial" w:cs="Arial"/>
+        </w:rPr>
+        <w:t xml:space="preserve">Angular, </w:t>
       </w:r>
       <w:proofErr w:type="spellStart"/>
       <w:r>
         <w:rPr>
           <w:rFonts w:ascii="Arial" w:hAnsi="Arial" w:cs="Arial"/>
-          <w:sz w:val="18"/>
         </w:rPr>
         <w:t>TypeScript</w:t>
       </w:r>
@@ -3060,70 +3036,39 @@
       <w:r>
         <w:rPr>
           <w:rFonts w:ascii="Arial" w:hAnsi="Arial" w:cs="Arial"/>
-          <w:sz w:val="18"/>
         </w:rPr>
         <w:t>, JavaScript, HTML, CSS, Tailwind CSS, component architecture, routing, reactive forms, validation, accessibility, performance profiling</w:t>
       </w:r>
     </w:p>
     <w:p>
       <w:pPr>
-        <w:pStyle w:val="NormalWeb"/>
+        <w:pStyle w:val="ListParagraph"/>
+        <w:numPr>
+          <w:ilvl w:val="0"/>
+          <w:numId w:val="43"/>
+        </w:numPr>
         <w:jc w:val="both"/>
         <w:rPr>
           <w:rFonts w:ascii="Arial" w:hAnsi="Arial" w:cs="Arial"/>
-          <w:sz w:val="18"/>
-        </w:rPr>
-      </w:pPr>
-      <w:r>
-        <w:rPr>
-          <w:rStyle w:val="Strong"/>
-          <w:rFonts w:ascii="Arial" w:hAnsi="Arial" w:cs="Arial"/>
-          <w:sz w:val="18"/>
-        </w:rPr>
-        <w:t>Backend &amp; APIs</w:t>
-      </w:r>
-      <w:r>
-        <w:rPr>
-          <w:rFonts w:ascii="Arial" w:hAnsi="Arial" w:cs="Arial"/>
-          <w:sz w:val="18"/>
-        </w:rPr>
-        <w:t xml:space="preserve"> — </w:t>
-      </w:r>
-      <w:r>
-        <w:rPr>
-          <w:rStyle w:val="Strong"/>
-          <w:rFonts w:ascii="Arial" w:hAnsi="Arial" w:cs="Arial"/>
-          <w:sz w:val="18"/>
-        </w:rPr>
-        <w:t>Java</w:t>
-      </w:r>
-      <w:r>
-        <w:rPr>
-          <w:rFonts w:ascii="Arial" w:hAnsi="Arial" w:cs="Arial"/>
-          <w:sz w:val="18"/>
-        </w:rPr>
-        <w:t xml:space="preserve">, </w:t>
-      </w:r>
-      <w:r>
-        <w:rPr>
-          <w:rStyle w:val="Strong"/>
-          <w:rFonts w:ascii="Arial" w:hAnsi="Arial" w:cs="Arial"/>
-          <w:sz w:val="18"/>
-        </w:rPr>
-        <w:t>Spring Boot</w:t>
-      </w:r>
-      <w:r>
-        <w:rPr>
-          <w:rFonts w:ascii="Arial" w:hAnsi="Arial" w:cs="Arial"/>
-          <w:sz w:val="18"/>
-        </w:rPr>
-        <w:t xml:space="preserve">, Spring MVC, Spring Security, REST, </w:t>
+        </w:rPr>
+      </w:pPr>
+      <w:r>
+        <w:rPr>
+          <w:rFonts w:ascii="Arial" w:hAnsi="Arial" w:cs="Arial"/>
+          <w:b/>
+        </w:rPr>
+        <w:t>Backend &amp; APIs —</w:t>
+      </w:r>
+      <w:r>
+        <w:rPr>
+          <w:rFonts w:ascii="Arial" w:hAnsi="Arial" w:cs="Arial"/>
+        </w:rPr>
+        <w:t xml:space="preserve"> Java, Spring Boot, Spring MVC, Spring Security, REST, </w:t>
       </w:r>
       <w:proofErr w:type="spellStart"/>
       <w:r>
         <w:rPr>
           <w:rFonts w:ascii="Arial" w:hAnsi="Arial" w:cs="Arial"/>
-          <w:sz w:val="18"/>
         </w:rPr>
         <w:t>OpenAPI</w:t>
       </w:r>
@@ -3131,7 +3076,6 @@
       <w:r>
         <w:rPr>
           <w:rFonts w:ascii="Arial" w:hAnsi="Arial" w:cs="Arial"/>
-          <w:sz w:val="18"/>
         </w:rPr>
         <w:t xml:space="preserve">/Swagger, </w:t>
       </w:r>
@@ -3139,7 +3083,6 @@
       <w:r>
         <w:rPr>
           <w:rFonts w:ascii="Arial" w:hAnsi="Arial" w:cs="Arial"/>
-          <w:sz w:val="18"/>
         </w:rPr>
         <w:t>microservices</w:t>
       </w:r>
@@ -3147,7 +3090,6 @@
       <w:r>
         <w:rPr>
           <w:rFonts w:ascii="Arial" w:hAnsi="Arial" w:cs="Arial"/>
-          <w:sz w:val="18"/>
         </w:rPr>
         <w:t xml:space="preserve">, API gateways/BFF, </w:t>
       </w:r>
@@ -3155,7 +3097,6 @@
       <w:r>
         <w:rPr>
           <w:rFonts w:ascii="Arial" w:hAnsi="Arial" w:cs="Arial"/>
-          <w:sz w:val="18"/>
         </w:rPr>
         <w:t>idempotency</w:t>
       </w:r>
@@ -3163,30 +3104,13 @@
       <w:r>
         <w:rPr>
           <w:rFonts w:ascii="Arial" w:hAnsi="Arial" w:cs="Arial"/>
-          <w:sz w:val="18"/>
-        </w:rPr>
-        <w:t xml:space="preserve">, retries, circuit breakers, </w:t>
-      </w:r>
-      <w:r>
-        <w:rPr>
-          <w:rStyle w:val="Strong"/>
-          <w:rFonts w:ascii="Arial" w:hAnsi="Arial" w:cs="Arial"/>
-          <w:sz w:val="18"/>
-        </w:rPr>
-        <w:t>rate limiting</w:t>
-      </w:r>
-      <w:r>
-        <w:rPr>
-          <w:rFonts w:ascii="Arial" w:hAnsi="Arial" w:cs="Arial"/>
-          <w:sz w:val="18"/>
-        </w:rPr>
-        <w:t xml:space="preserve">, </w:t>
+        </w:rPr>
+        <w:t xml:space="preserve">, retries, circuit breakers, rate limiting, </w:t>
       </w:r>
       <w:proofErr w:type="spellStart"/>
       <w:r>
         <w:rPr>
           <w:rFonts w:ascii="Arial" w:hAnsi="Arial" w:cs="Arial"/>
-          <w:sz w:val="18"/>
         </w:rPr>
         <w:t>webhooks</w:t>
       </w:r>
@@ -3194,34 +3118,33 @@
     </w:p>
     <w:p>
       <w:pPr>
-        <w:pStyle w:val="NormalWeb"/>
+        <w:pStyle w:val="ListParagraph"/>
+        <w:numPr>
+          <w:ilvl w:val="0"/>
+          <w:numId w:val="43"/>
+        </w:numPr>
         <w:jc w:val="both"/>
         <w:rPr>
           <w:rFonts w:ascii="Arial" w:hAnsi="Arial" w:cs="Arial"/>
-          <w:sz w:val="18"/>
-        </w:rPr>
-      </w:pPr>
-      <w:r>
-        <w:rPr>
-          <w:rStyle w:val="Strong"/>
-          <w:rFonts w:ascii="Arial" w:hAnsi="Arial" w:cs="Arial"/>
-          <w:sz w:val="18"/>
-        </w:rPr>
-        <w:t>Data, Messaging &amp; Search</w:t>
-      </w:r>
-      <w:r>
-        <w:rPr>
-          <w:rFonts w:ascii="Arial" w:hAnsi="Arial" w:cs="Arial"/>
-          <w:sz w:val="18"/>
-        </w:rPr>
-        <w:t xml:space="preserve"> — Relational: </w:t>
+        </w:rPr>
+      </w:pPr>
+      <w:r>
+        <w:rPr>
+          <w:rFonts w:ascii="Arial" w:hAnsi="Arial" w:cs="Arial"/>
+          <w:b/>
+        </w:rPr>
+        <w:t>Data, Messaging &amp; Search —</w:t>
+      </w:r>
+      <w:r>
+        <w:rPr>
+          <w:rFonts w:ascii="Arial" w:hAnsi="Arial" w:cs="Arial"/>
+        </w:rPr>
+        <w:t xml:space="preserve"> Relational: </w:t>
       </w:r>
       <w:proofErr w:type="spellStart"/>
       <w:r>
         <w:rPr>
-          <w:rStyle w:val="Strong"/>
-          <w:rFonts w:ascii="Arial" w:hAnsi="Arial" w:cs="Arial"/>
-          <w:sz w:val="18"/>
+          <w:rFonts w:ascii="Arial" w:hAnsi="Arial" w:cs="Arial"/>
         </w:rPr>
         <w:t>PostgreSQL</w:t>
       </w:r>
@@ -3229,207 +3152,97 @@
       <w:r>
         <w:rPr>
           <w:rFonts w:ascii="Arial" w:hAnsi="Arial" w:cs="Arial"/>
-          <w:sz w:val="18"/>
+        </w:rPr>
+        <w:t xml:space="preserve">, MySQL, SQL Server, </w:t>
+      </w:r>
+      <w:proofErr w:type="spellStart"/>
+      <w:r>
+        <w:rPr>
+          <w:rFonts w:ascii="Arial" w:hAnsi="Arial" w:cs="Arial"/>
+        </w:rPr>
+        <w:t>NoSQL</w:t>
+      </w:r>
+      <w:proofErr w:type="spellEnd"/>
+      <w:r>
+        <w:rPr>
+          <w:rFonts w:ascii="Arial" w:hAnsi="Arial" w:cs="Arial"/>
+        </w:rPr>
+        <w:t xml:space="preserve">: </w:t>
+      </w:r>
+      <w:proofErr w:type="spellStart"/>
+      <w:r>
+        <w:rPr>
+          <w:rFonts w:ascii="Arial" w:hAnsi="Arial" w:cs="Arial"/>
+        </w:rPr>
+        <w:t>Redis</w:t>
+      </w:r>
+      <w:proofErr w:type="spellEnd"/>
+      <w:r>
+        <w:rPr>
+          <w:rFonts w:ascii="Arial" w:hAnsi="Arial" w:cs="Arial"/>
         </w:rPr>
         <w:t xml:space="preserve">, </w:t>
       </w:r>
-      <w:r>
-        <w:rPr>
-          <w:rStyle w:val="Strong"/>
-          <w:rFonts w:ascii="Arial" w:hAnsi="Arial" w:cs="Arial"/>
-          <w:sz w:val="18"/>
-        </w:rPr>
-        <w:t>MySQL</w:t>
-      </w:r>
-      <w:r>
-        <w:rPr>
-          <w:rFonts w:ascii="Arial" w:hAnsi="Arial" w:cs="Arial"/>
-          <w:sz w:val="18"/>
+      <w:proofErr w:type="spellStart"/>
+      <w:r>
+        <w:rPr>
+          <w:rFonts w:ascii="Arial" w:hAnsi="Arial" w:cs="Arial"/>
+        </w:rPr>
+        <w:t>MongoDB</w:t>
+      </w:r>
+      <w:proofErr w:type="spellEnd"/>
+      <w:r>
+        <w:rPr>
+          <w:rFonts w:ascii="Arial" w:hAnsi="Arial" w:cs="Arial"/>
         </w:rPr>
         <w:t xml:space="preserve">, </w:t>
       </w:r>
-      <w:r>
-        <w:rPr>
-          <w:rStyle w:val="Strong"/>
-          <w:rFonts w:ascii="Arial" w:hAnsi="Arial" w:cs="Arial"/>
-          <w:sz w:val="18"/>
-        </w:rPr>
-        <w:t>SQL Server</w:t>
-      </w:r>
-      <w:r>
-        <w:rPr>
-          <w:rFonts w:ascii="Arial" w:hAnsi="Arial" w:cs="Arial"/>
-          <w:sz w:val="18"/>
-        </w:rPr>
-        <w:t xml:space="preserve">, </w:t>
-      </w:r>
       <w:proofErr w:type="spellStart"/>
       <w:r>
         <w:rPr>
           <w:rFonts w:ascii="Arial" w:hAnsi="Arial" w:cs="Arial"/>
-          <w:sz w:val="18"/>
-        </w:rPr>
-        <w:t>NoSQL</w:t>
+        </w:rPr>
+        <w:t>DynamoDB</w:t>
       </w:r>
       <w:proofErr w:type="spellEnd"/>
       <w:r>
         <w:rPr>
           <w:rFonts w:ascii="Arial" w:hAnsi="Arial" w:cs="Arial"/>
-          <w:sz w:val="18"/>
-        </w:rPr>
-        <w:t xml:space="preserve">: </w:t>
+        </w:rPr>
+        <w:t xml:space="preserve">, Queues/streams: AWS SQS/SNS, Kafka, </w:t>
       </w:r>
       <w:proofErr w:type="spellStart"/>
       <w:r>
         <w:rPr>
-          <w:rStyle w:val="Strong"/>
-          <w:rFonts w:ascii="Arial" w:hAnsi="Arial" w:cs="Arial"/>
-          <w:sz w:val="18"/>
-        </w:rPr>
-        <w:t>Redis</w:t>
+          <w:rFonts w:ascii="Arial" w:hAnsi="Arial" w:cs="Arial"/>
+        </w:rPr>
+        <w:t>RabbitMQ</w:t>
       </w:r>
       <w:proofErr w:type="spellEnd"/>
       <w:r>
         <w:rPr>
           <w:rFonts w:ascii="Arial" w:hAnsi="Arial" w:cs="Arial"/>
-          <w:sz w:val="18"/>
-        </w:rPr>
-        <w:t xml:space="preserve">, </w:t>
+        </w:rPr>
+        <w:t xml:space="preserve">, Search: </w:t>
       </w:r>
       <w:proofErr w:type="spellStart"/>
       <w:r>
         <w:rPr>
-          <w:rStyle w:val="Strong"/>
-          <w:rFonts w:ascii="Arial" w:hAnsi="Arial" w:cs="Arial"/>
-          <w:sz w:val="18"/>
-        </w:rPr>
-        <w:t>MongoDB</w:t>
+          <w:rFonts w:ascii="Arial" w:hAnsi="Arial" w:cs="Arial"/>
+        </w:rPr>
+        <w:t>Elasticsearch</w:t>
       </w:r>
       <w:proofErr w:type="spellEnd"/>
       <w:r>
         <w:rPr>
           <w:rFonts w:ascii="Arial" w:hAnsi="Arial" w:cs="Arial"/>
-          <w:sz w:val="18"/>
-        </w:rPr>
-        <w:t xml:space="preserve">, </w:t>
+        </w:rPr>
+        <w:t xml:space="preserve">, OpenSearch, Analytics: Redshift, </w:t>
       </w:r>
       <w:proofErr w:type="spellStart"/>
       <w:r>
         <w:rPr>
-          <w:rStyle w:val="Strong"/>
-          <w:rFonts w:ascii="Arial" w:hAnsi="Arial" w:cs="Arial"/>
-          <w:sz w:val="18"/>
-        </w:rPr>
-        <w:t>DynamoDB</w:t>
-      </w:r>
-      <w:proofErr w:type="spellEnd"/>
-      <w:r>
-        <w:rPr>
-          <w:rFonts w:ascii="Arial" w:hAnsi="Arial" w:cs="Arial"/>
-          <w:sz w:val="18"/>
-        </w:rPr>
-        <w:t xml:space="preserve">, Queues/streams: </w:t>
-      </w:r>
-      <w:r>
-        <w:rPr>
-          <w:rStyle w:val="Strong"/>
-          <w:rFonts w:ascii="Arial" w:hAnsi="Arial" w:cs="Arial"/>
-          <w:sz w:val="18"/>
-        </w:rPr>
-        <w:t>AWS SQS/SNS</w:t>
-      </w:r>
-      <w:r>
-        <w:rPr>
-          <w:rFonts w:ascii="Arial" w:hAnsi="Arial" w:cs="Arial"/>
-          <w:sz w:val="18"/>
-        </w:rPr>
-        <w:t xml:space="preserve">, </w:t>
-      </w:r>
-      <w:r>
-        <w:rPr>
-          <w:rStyle w:val="Strong"/>
-          <w:rFonts w:ascii="Arial" w:hAnsi="Arial" w:cs="Arial"/>
-          <w:sz w:val="18"/>
-        </w:rPr>
-        <w:t>Kafka</w:t>
-      </w:r>
-      <w:r>
-        <w:rPr>
-          <w:rFonts w:ascii="Arial" w:hAnsi="Arial" w:cs="Arial"/>
-          <w:sz w:val="18"/>
-        </w:rPr>
-        <w:t xml:space="preserve">, </w:t>
-      </w:r>
-      <w:proofErr w:type="spellStart"/>
-      <w:r>
-        <w:rPr>
-          <w:rStyle w:val="Strong"/>
-          <w:rFonts w:ascii="Arial" w:hAnsi="Arial" w:cs="Arial"/>
-          <w:sz w:val="18"/>
-        </w:rPr>
-        <w:t>RabbitMQ</w:t>
-      </w:r>
-      <w:proofErr w:type="spellEnd"/>
-      <w:r>
-        <w:rPr>
-          <w:rFonts w:ascii="Arial" w:hAnsi="Arial" w:cs="Arial"/>
-          <w:sz w:val="18"/>
-        </w:rPr>
-        <w:t xml:space="preserve">, Search: </w:t>
-      </w:r>
-      <w:proofErr w:type="spellStart"/>
-      <w:r>
-        <w:rPr>
-          <w:rStyle w:val="Strong"/>
-          <w:rFonts w:ascii="Arial" w:hAnsi="Arial" w:cs="Arial"/>
-          <w:sz w:val="18"/>
-        </w:rPr>
-        <w:t>Elasticsearch</w:t>
-      </w:r>
-      <w:proofErr w:type="spellEnd"/>
-      <w:r>
-        <w:rPr>
-          <w:rFonts w:ascii="Arial" w:hAnsi="Arial" w:cs="Arial"/>
-          <w:sz w:val="18"/>
-        </w:rPr>
-        <w:t xml:space="preserve">, </w:t>
-      </w:r>
-      <w:r>
-        <w:rPr>
-          <w:rStyle w:val="Strong"/>
-          <w:rFonts w:ascii="Arial" w:hAnsi="Arial" w:cs="Arial"/>
-          <w:sz w:val="18"/>
-        </w:rPr>
-        <w:t>OpenSearch</w:t>
-      </w:r>
-      <w:r>
-        <w:rPr>
-          <w:rFonts w:ascii="Arial" w:hAnsi="Arial" w:cs="Arial"/>
-          <w:sz w:val="18"/>
-        </w:rPr>
-        <w:t xml:space="preserve">, Analytics: </w:t>
-      </w:r>
-      <w:r>
-        <w:rPr>
-          <w:rStyle w:val="Strong"/>
-          <w:rFonts w:ascii="Arial" w:hAnsi="Arial" w:cs="Arial"/>
-          <w:sz w:val="18"/>
-        </w:rPr>
-        <w:t>Redshift</w:t>
-      </w:r>
-      <w:r>
-        <w:rPr>
-          <w:rFonts w:ascii="Arial" w:hAnsi="Arial" w:cs="Arial"/>
-          <w:sz w:val="18"/>
-        </w:rPr>
-        <w:t xml:space="preserve">, </w:t>
-      </w:r>
-      <w:proofErr w:type="spellStart"/>
-      <w:r>
-        <w:rPr>
-          <w:rStyle w:val="Strong"/>
-          <w:rFonts w:ascii="Arial" w:hAnsi="Arial" w:cs="Arial"/>
-          <w:sz w:val="18"/>
+          <w:rFonts w:ascii="Arial" w:hAnsi="Arial" w:cs="Arial"/>
         </w:rPr>
         <w:t>BigQuery</w:t>
       </w:r>
@@ -3437,27 +3250,28 @@
     </w:p>
     <w:p>
       <w:pPr>
-        <w:pStyle w:val="NormalWeb"/>
+        <w:pStyle w:val="ListParagraph"/>
+        <w:numPr>
+          <w:ilvl w:val="0"/>
+          <w:numId w:val="43"/>
+        </w:numPr>
         <w:jc w:val="both"/>
         <w:rPr>
           <w:rFonts w:ascii="Arial" w:hAnsi="Arial" w:cs="Arial"/>
-          <w:sz w:val="18"/>
-        </w:rPr>
-      </w:pPr>
-      <w:r>
-        <w:rPr>
-          <w:rStyle w:val="Strong"/>
-          <w:rFonts w:ascii="Arial" w:hAnsi="Arial" w:cs="Arial"/>
-          <w:sz w:val="18"/>
+        </w:rPr>
+      </w:pPr>
+      <w:r>
+        <w:rPr>
+          <w:rFonts w:ascii="Arial" w:hAnsi="Arial" w:cs="Arial"/>
+          <w:b/>
         </w:rPr>
         <w:t xml:space="preserve">Cloud &amp; </w:t>
       </w:r>
       <w:proofErr w:type="spellStart"/>
       <w:r>
         <w:rPr>
-          <w:rStyle w:val="Strong"/>
-          <w:rFonts w:ascii="Arial" w:hAnsi="Arial" w:cs="Arial"/>
-          <w:sz w:val="18"/>
+          <w:rFonts w:ascii="Arial" w:hAnsi="Arial" w:cs="Arial"/>
+          <w:b/>
         </w:rPr>
         <w:t>DevOps</w:t>
       </w:r>
@@ -3465,591 +3279,210 @@
       <w:r>
         <w:rPr>
           <w:rFonts w:ascii="Arial" w:hAnsi="Arial" w:cs="Arial"/>
-          <w:sz w:val="18"/>
-        </w:rPr>
-        <w:t xml:space="preserve"> — AWS (primary): </w:t>
-      </w:r>
-      <w:r>
-        <w:rPr>
-          <w:rStyle w:val="Strong"/>
-          <w:rFonts w:ascii="Arial" w:hAnsi="Arial" w:cs="Arial"/>
-          <w:sz w:val="18"/>
-        </w:rPr>
-        <w:t>EKS</w:t>
-      </w:r>
-      <w:r>
-        <w:rPr>
-          <w:rFonts w:ascii="Arial" w:hAnsi="Arial" w:cs="Arial"/>
-          <w:sz w:val="18"/>
+          <w:b/>
+        </w:rPr>
+        <w:t xml:space="preserve"> —</w:t>
+      </w:r>
+      <w:r>
+        <w:rPr>
+          <w:rFonts w:ascii="Arial" w:hAnsi="Arial" w:cs="Arial"/>
+        </w:rPr>
+        <w:t xml:space="preserve"> AWS (primary): EKS, ECS, EC2, Lambda, API Gateway, S3, </w:t>
+      </w:r>
+      <w:proofErr w:type="spellStart"/>
+      <w:r>
+        <w:rPr>
+          <w:rFonts w:ascii="Arial" w:hAnsi="Arial" w:cs="Arial"/>
+        </w:rPr>
+        <w:t>CloudFront</w:t>
+      </w:r>
+      <w:proofErr w:type="spellEnd"/>
+      <w:r>
+        <w:rPr>
+          <w:rFonts w:ascii="Arial" w:hAnsi="Arial" w:cs="Arial"/>
+        </w:rPr>
+        <w:t xml:space="preserve">, RDS, </w:t>
+      </w:r>
+      <w:proofErr w:type="spellStart"/>
+      <w:r>
+        <w:rPr>
+          <w:rFonts w:ascii="Arial" w:hAnsi="Arial" w:cs="Arial"/>
+        </w:rPr>
+        <w:t>DynamoDB</w:t>
+      </w:r>
+      <w:proofErr w:type="spellEnd"/>
+      <w:r>
+        <w:rPr>
+          <w:rFonts w:ascii="Arial" w:hAnsi="Arial" w:cs="Arial"/>
         </w:rPr>
         <w:t xml:space="preserve">, </w:t>
       </w:r>
-      <w:r>
-        <w:rPr>
-          <w:rStyle w:val="Strong"/>
-          <w:rFonts w:ascii="Arial" w:hAnsi="Arial" w:cs="Arial"/>
-          <w:sz w:val="18"/>
-        </w:rPr>
-        <w:t>ECS</w:t>
-      </w:r>
-      <w:r>
-        <w:rPr>
-          <w:rFonts w:ascii="Arial" w:hAnsi="Arial" w:cs="Arial"/>
-          <w:sz w:val="18"/>
+      <w:proofErr w:type="spellStart"/>
+      <w:r>
+        <w:rPr>
+          <w:rFonts w:ascii="Arial" w:hAnsi="Arial" w:cs="Arial"/>
+        </w:rPr>
+        <w:t>ElastiCache</w:t>
+      </w:r>
+      <w:proofErr w:type="spellEnd"/>
+      <w:r>
+        <w:rPr>
+          <w:rFonts w:ascii="Arial" w:hAnsi="Arial" w:cs="Arial"/>
         </w:rPr>
         <w:t xml:space="preserve">, </w:t>
       </w:r>
-      <w:r>
-        <w:rPr>
-          <w:rStyle w:val="Strong"/>
-          <w:rFonts w:ascii="Arial" w:hAnsi="Arial" w:cs="Arial"/>
-          <w:sz w:val="18"/>
-        </w:rPr>
-        <w:t>EC2</w:t>
-      </w:r>
-      <w:r>
-        <w:rPr>
-          <w:rFonts w:ascii="Arial" w:hAnsi="Arial" w:cs="Arial"/>
-          <w:sz w:val="18"/>
+      <w:proofErr w:type="spellStart"/>
+      <w:r>
+        <w:rPr>
+          <w:rFonts w:ascii="Arial" w:hAnsi="Arial" w:cs="Arial"/>
+        </w:rPr>
+        <w:t>EventBridge</w:t>
+      </w:r>
+      <w:proofErr w:type="spellEnd"/>
+      <w:r>
+        <w:rPr>
+          <w:rFonts w:ascii="Arial" w:hAnsi="Arial" w:cs="Arial"/>
+        </w:rPr>
+        <w:t xml:space="preserve">, Step Functions, IAM, Azure: AKS, App Service, Azure SQL, Service Bus, Key Vault, Application Insights, GCP: GKE, Cloud Run, Pub/Sub, Cloud Storage, </w:t>
+      </w:r>
+      <w:proofErr w:type="spellStart"/>
+      <w:r>
+        <w:rPr>
+          <w:rFonts w:ascii="Arial" w:hAnsi="Arial" w:cs="Arial"/>
+        </w:rPr>
+        <w:t>BigQuery</w:t>
+      </w:r>
+      <w:proofErr w:type="spellEnd"/>
+      <w:r>
+        <w:rPr>
+          <w:rFonts w:ascii="Arial" w:hAnsi="Arial" w:cs="Arial"/>
+        </w:rPr>
+        <w:t xml:space="preserve"> (consumer/integrator), </w:t>
+      </w:r>
+      <w:proofErr w:type="spellStart"/>
+      <w:r>
+        <w:rPr>
+          <w:rFonts w:ascii="Arial" w:hAnsi="Arial" w:cs="Arial"/>
+        </w:rPr>
+        <w:t>Docker</w:t>
+      </w:r>
+      <w:proofErr w:type="spellEnd"/>
+      <w:r>
+        <w:rPr>
+          <w:rFonts w:ascii="Arial" w:hAnsi="Arial" w:cs="Arial"/>
         </w:rPr>
         <w:t xml:space="preserve">, </w:t>
       </w:r>
-      <w:r>
-        <w:rPr>
-          <w:rStyle w:val="Strong"/>
-          <w:rFonts w:ascii="Arial" w:hAnsi="Arial" w:cs="Arial"/>
-          <w:sz w:val="18"/>
-        </w:rPr>
-        <w:t>Lambda</w:t>
-      </w:r>
-      <w:r>
-        <w:rPr>
-          <w:rFonts w:ascii="Arial" w:hAnsi="Arial" w:cs="Arial"/>
-          <w:sz w:val="18"/>
+      <w:proofErr w:type="spellStart"/>
+      <w:r>
+        <w:rPr>
+          <w:rFonts w:ascii="Arial" w:hAnsi="Arial" w:cs="Arial"/>
+        </w:rPr>
+        <w:t>Kubernetes</w:t>
+      </w:r>
+      <w:proofErr w:type="spellEnd"/>
+      <w:r>
+        <w:rPr>
+          <w:rFonts w:ascii="Arial" w:hAnsi="Arial" w:cs="Arial"/>
+        </w:rPr>
+        <w:t>, Helm, Argo C</w:t>
+      </w:r>
+      <w:bookmarkStart w:id="0" w:name="_GoBack"/>
+      <w:bookmarkEnd w:id="0"/>
+      <w:r>
+        <w:rPr>
+          <w:rFonts w:ascii="Arial" w:hAnsi="Arial" w:cs="Arial"/>
+        </w:rPr>
+        <w:t xml:space="preserve">D, </w:t>
+      </w:r>
+      <w:proofErr w:type="spellStart"/>
+      <w:r>
+        <w:rPr>
+          <w:rFonts w:ascii="Arial" w:hAnsi="Arial" w:cs="Arial"/>
+        </w:rPr>
+        <w:t>GitOps</w:t>
+      </w:r>
+      <w:proofErr w:type="spellEnd"/>
+      <w:r>
+        <w:rPr>
+          <w:rFonts w:ascii="Arial" w:hAnsi="Arial" w:cs="Arial"/>
         </w:rPr>
         <w:t xml:space="preserve">, </w:t>
       </w:r>
-      <w:r>
-        <w:rPr>
-          <w:rStyle w:val="Strong"/>
-          <w:rFonts w:ascii="Arial" w:hAnsi="Arial" w:cs="Arial"/>
-          <w:sz w:val="18"/>
-        </w:rPr>
-        <w:t>API Gateway</w:t>
-      </w:r>
-      <w:r>
-        <w:rPr>
-          <w:rFonts w:ascii="Arial" w:hAnsi="Arial" w:cs="Arial"/>
-          <w:sz w:val="18"/>
+      <w:proofErr w:type="spellStart"/>
+      <w:r>
+        <w:rPr>
+          <w:rFonts w:ascii="Arial" w:hAnsi="Arial" w:cs="Arial"/>
+        </w:rPr>
+        <w:t>Terraform</w:t>
+      </w:r>
+      <w:proofErr w:type="spellEnd"/>
+      <w:r>
+        <w:rPr>
+          <w:rFonts w:ascii="Arial" w:hAnsi="Arial" w:cs="Arial"/>
         </w:rPr>
         <w:t xml:space="preserve">, </w:t>
       </w:r>
-      <w:r>
-        <w:rPr>
-          <w:rStyle w:val="Strong"/>
-          <w:rFonts w:ascii="Arial" w:hAnsi="Arial" w:cs="Arial"/>
-          <w:sz w:val="18"/>
-        </w:rPr>
-        <w:t>S3</w:t>
-      </w:r>
-      <w:r>
-        <w:rPr>
-          <w:rFonts w:ascii="Arial" w:hAnsi="Arial" w:cs="Arial"/>
-          <w:sz w:val="18"/>
+      <w:proofErr w:type="spellStart"/>
+      <w:r>
+        <w:rPr>
+          <w:rFonts w:ascii="Arial" w:hAnsi="Arial" w:cs="Arial"/>
+        </w:rPr>
+        <w:t>CloudFormation</w:t>
+      </w:r>
+      <w:proofErr w:type="spellEnd"/>
+      <w:r>
+        <w:rPr>
+          <w:rFonts w:ascii="Arial" w:hAnsi="Arial" w:cs="Arial"/>
+        </w:rPr>
+        <w:t xml:space="preserve">, CI/CD: </w:t>
+      </w:r>
+      <w:proofErr w:type="spellStart"/>
+      <w:r>
+        <w:rPr>
+          <w:rFonts w:ascii="Arial" w:hAnsi="Arial" w:cs="Arial"/>
+        </w:rPr>
+        <w:t>GitHub</w:t>
+      </w:r>
+      <w:proofErr w:type="spellEnd"/>
+      <w:r>
+        <w:rPr>
+          <w:rFonts w:ascii="Arial" w:hAnsi="Arial" w:cs="Arial"/>
+        </w:rPr>
+        <w:t xml:space="preserve"> Actions, </w:t>
+      </w:r>
+      <w:proofErr w:type="spellStart"/>
+      <w:r>
+        <w:rPr>
+          <w:rFonts w:ascii="Arial" w:hAnsi="Arial" w:cs="Arial"/>
+        </w:rPr>
+        <w:t>GitLab</w:t>
+      </w:r>
+      <w:proofErr w:type="spellEnd"/>
+      <w:r>
+        <w:rPr>
+          <w:rFonts w:ascii="Arial" w:hAnsi="Arial" w:cs="Arial"/>
+        </w:rPr>
+        <w:t xml:space="preserve"> CI, Jenkins, Azure </w:t>
+      </w:r>
+      <w:proofErr w:type="spellStart"/>
+      <w:r>
+        <w:rPr>
+          <w:rFonts w:ascii="Arial" w:hAnsi="Arial" w:cs="Arial"/>
+        </w:rPr>
+        <w:t>DevOps</w:t>
+      </w:r>
+      <w:proofErr w:type="spellEnd"/>
+      <w:r>
+        <w:rPr>
+          <w:rFonts w:ascii="Arial" w:hAnsi="Arial" w:cs="Arial"/>
         </w:rPr>
         <w:t xml:space="preserve">, </w:t>
       </w:r>
       <w:proofErr w:type="spellStart"/>
       <w:r>
         <w:rPr>
-          <w:rStyle w:val="Strong"/>
-          <w:rFonts w:ascii="Arial" w:hAnsi="Arial" w:cs="Arial"/>
-          <w:sz w:val="18"/>
-        </w:rPr>
-        <w:t>CloudFront</w:t>
-      </w:r>
-      <w:proofErr w:type="spellEnd"/>
-      <w:r>
-        <w:rPr>
-          <w:rFonts w:ascii="Arial" w:hAnsi="Arial" w:cs="Arial"/>
-          <w:sz w:val="18"/>
-        </w:rPr>
-        <w:t xml:space="preserve">, </w:t>
-      </w:r>
-      <w:r>
-        <w:rPr>
-          <w:rStyle w:val="Strong"/>
-          <w:rFonts w:ascii="Arial" w:hAnsi="Arial" w:cs="Arial"/>
-          <w:sz w:val="18"/>
-        </w:rPr>
-        <w:t>RDS</w:t>
-      </w:r>
-      <w:r>
-        <w:rPr>
-          <w:rFonts w:ascii="Arial" w:hAnsi="Arial" w:cs="Arial"/>
-          <w:sz w:val="18"/>
-        </w:rPr>
-        <w:t xml:space="preserve">, </w:t>
-      </w:r>
-      <w:proofErr w:type="spellStart"/>
-      <w:r>
-        <w:rPr>
-          <w:rStyle w:val="Strong"/>
-          <w:rFonts w:ascii="Arial" w:hAnsi="Arial" w:cs="Arial"/>
-          <w:sz w:val="18"/>
-        </w:rPr>
-        <w:t>DynamoDB</w:t>
-      </w:r>
-      <w:proofErr w:type="spellEnd"/>
-      <w:r>
-        <w:rPr>
-          <w:rFonts w:ascii="Arial" w:hAnsi="Arial" w:cs="Arial"/>
-          <w:sz w:val="18"/>
-        </w:rPr>
-        <w:t xml:space="preserve">, </w:t>
-      </w:r>
-      <w:proofErr w:type="spellStart"/>
-      <w:r>
-        <w:rPr>
-          <w:rStyle w:val="Strong"/>
-          <w:rFonts w:ascii="Arial" w:hAnsi="Arial" w:cs="Arial"/>
-          <w:sz w:val="18"/>
-        </w:rPr>
-        <w:t>ElastiCache</w:t>
-      </w:r>
-      <w:proofErr w:type="spellEnd"/>
-      <w:r>
-        <w:rPr>
-          <w:rFonts w:ascii="Arial" w:hAnsi="Arial" w:cs="Arial"/>
-          <w:sz w:val="18"/>
-        </w:rPr>
-        <w:t xml:space="preserve">, </w:t>
-      </w:r>
-      <w:proofErr w:type="spellStart"/>
-      <w:r>
-        <w:rPr>
-          <w:rStyle w:val="Strong"/>
-          <w:rFonts w:ascii="Arial" w:hAnsi="Arial" w:cs="Arial"/>
-          <w:sz w:val="18"/>
-        </w:rPr>
-        <w:t>EventBridge</w:t>
-      </w:r>
-      <w:proofErr w:type="spellEnd"/>
-      <w:r>
-        <w:rPr>
-          <w:rFonts w:ascii="Arial" w:hAnsi="Arial" w:cs="Arial"/>
-          <w:sz w:val="18"/>
-        </w:rPr>
-        <w:t xml:space="preserve">, </w:t>
-      </w:r>
-      <w:r>
-        <w:rPr>
-          <w:rStyle w:val="Strong"/>
-          <w:rFonts w:ascii="Arial" w:hAnsi="Arial" w:cs="Arial"/>
-          <w:sz w:val="18"/>
-        </w:rPr>
-        <w:t>Step Functions</w:t>
-      </w:r>
-      <w:r>
-        <w:rPr>
-          <w:rFonts w:ascii="Arial" w:hAnsi="Arial" w:cs="Arial"/>
-          <w:sz w:val="18"/>
-        </w:rPr>
-        <w:t xml:space="preserve">, </w:t>
-      </w:r>
-      <w:r>
-        <w:rPr>
-          <w:rStyle w:val="Strong"/>
-          <w:rFonts w:ascii="Arial" w:hAnsi="Arial" w:cs="Arial"/>
-          <w:sz w:val="18"/>
-        </w:rPr>
-        <w:t>IAM</w:t>
-      </w:r>
-      <w:r>
-        <w:rPr>
-          <w:rFonts w:ascii="Arial" w:hAnsi="Arial" w:cs="Arial"/>
-          <w:sz w:val="18"/>
-        </w:rPr>
-        <w:t xml:space="preserve">, Azure: </w:t>
-      </w:r>
-      <w:r>
-        <w:rPr>
-          <w:rStyle w:val="Strong"/>
-          <w:rFonts w:ascii="Arial" w:hAnsi="Arial" w:cs="Arial"/>
-          <w:sz w:val="18"/>
-        </w:rPr>
-        <w:t>AKS</w:t>
-      </w:r>
-      <w:r>
-        <w:rPr>
-          <w:rFonts w:ascii="Arial" w:hAnsi="Arial" w:cs="Arial"/>
-          <w:sz w:val="18"/>
-        </w:rPr>
-        <w:t xml:space="preserve">, </w:t>
-      </w:r>
-      <w:r>
-        <w:rPr>
-          <w:rStyle w:val="Strong"/>
-          <w:rFonts w:ascii="Arial" w:hAnsi="Arial" w:cs="Arial"/>
-          <w:sz w:val="18"/>
-        </w:rPr>
-        <w:t>App Service</w:t>
-      </w:r>
-      <w:r>
-        <w:rPr>
-          <w:rFonts w:ascii="Arial" w:hAnsi="Arial" w:cs="Arial"/>
-          <w:sz w:val="18"/>
-        </w:rPr>
-        <w:t xml:space="preserve">, </w:t>
-      </w:r>
-      <w:r>
-        <w:rPr>
-          <w:rStyle w:val="Strong"/>
-          <w:rFonts w:ascii="Arial" w:hAnsi="Arial" w:cs="Arial"/>
-          <w:sz w:val="18"/>
-        </w:rPr>
-        <w:t>Azure SQL</w:t>
-      </w:r>
-      <w:r>
-        <w:rPr>
-          <w:rFonts w:ascii="Arial" w:hAnsi="Arial" w:cs="Arial"/>
-          <w:sz w:val="18"/>
-        </w:rPr>
-        <w:t xml:space="preserve">, </w:t>
-      </w:r>
-      <w:r>
-        <w:rPr>
-          <w:rStyle w:val="Strong"/>
-          <w:rFonts w:ascii="Arial" w:hAnsi="Arial" w:cs="Arial"/>
-          <w:sz w:val="18"/>
-        </w:rPr>
-        <w:t>Service Bus</w:t>
-      </w:r>
-      <w:r>
-        <w:rPr>
-          <w:rFonts w:ascii="Arial" w:hAnsi="Arial" w:cs="Arial"/>
-          <w:sz w:val="18"/>
-        </w:rPr>
-        <w:t xml:space="preserve">, </w:t>
-      </w:r>
-      <w:r>
-        <w:rPr>
-          <w:rStyle w:val="Strong"/>
-          <w:rFonts w:ascii="Arial" w:hAnsi="Arial" w:cs="Arial"/>
-          <w:sz w:val="18"/>
-        </w:rPr>
-        <w:t>Key Vault</w:t>
-      </w:r>
-      <w:r>
-        <w:rPr>
-          <w:rFonts w:ascii="Arial" w:hAnsi="Arial" w:cs="Arial"/>
-          <w:sz w:val="18"/>
-        </w:rPr>
-        <w:t xml:space="preserve">, </w:t>
-      </w:r>
-      <w:r>
-        <w:rPr>
-          <w:rStyle w:val="Strong"/>
-          <w:rFonts w:ascii="Arial" w:hAnsi="Arial" w:cs="Arial"/>
-          <w:sz w:val="18"/>
-        </w:rPr>
-        <w:t>Application Insights</w:t>
-      </w:r>
-      <w:r>
-        <w:rPr>
-          <w:rFonts w:ascii="Arial" w:hAnsi="Arial" w:cs="Arial"/>
-          <w:sz w:val="18"/>
-        </w:rPr>
-        <w:t xml:space="preserve">, GCP: </w:t>
-      </w:r>
-      <w:r>
-        <w:rPr>
-          <w:rStyle w:val="Strong"/>
-          <w:rFonts w:ascii="Arial" w:hAnsi="Arial" w:cs="Arial"/>
-          <w:sz w:val="18"/>
-        </w:rPr>
-        <w:t>GKE</w:t>
-      </w:r>
-      <w:r>
-        <w:rPr>
-          <w:rFonts w:ascii="Arial" w:hAnsi="Arial" w:cs="Arial"/>
-          <w:sz w:val="18"/>
-        </w:rPr>
-        <w:t xml:space="preserve">, </w:t>
-      </w:r>
-      <w:r>
-        <w:rPr>
-          <w:rStyle w:val="Strong"/>
-          <w:rFonts w:ascii="Arial" w:hAnsi="Arial" w:cs="Arial"/>
-          <w:sz w:val="18"/>
-        </w:rPr>
-        <w:t>Cloud Run</w:t>
-      </w:r>
-      <w:r>
-        <w:rPr>
-          <w:rFonts w:ascii="Arial" w:hAnsi="Arial" w:cs="Arial"/>
-          <w:sz w:val="18"/>
-        </w:rPr>
-        <w:t xml:space="preserve">, </w:t>
-      </w:r>
-      <w:r>
-        <w:rPr>
-          <w:rStyle w:val="Strong"/>
-          <w:rFonts w:ascii="Arial" w:hAnsi="Arial" w:cs="Arial"/>
-          <w:sz w:val="18"/>
-        </w:rPr>
-        <w:t>Pub/Sub</w:t>
-      </w:r>
-      <w:r>
-        <w:rPr>
-          <w:rFonts w:ascii="Arial" w:hAnsi="Arial" w:cs="Arial"/>
-          <w:sz w:val="18"/>
-        </w:rPr>
-        <w:t xml:space="preserve">, </w:t>
-      </w:r>
-      <w:r>
-        <w:rPr>
-          <w:rStyle w:val="Strong"/>
-          <w:rFonts w:ascii="Arial" w:hAnsi="Arial" w:cs="Arial"/>
-          <w:sz w:val="18"/>
-        </w:rPr>
-        <w:t>Cloud Storage</w:t>
-      </w:r>
-      <w:r>
-        <w:rPr>
-          <w:rFonts w:ascii="Arial" w:hAnsi="Arial" w:cs="Arial"/>
-          <w:sz w:val="18"/>
-        </w:rPr>
-        <w:t xml:space="preserve">, </w:t>
-      </w:r>
-      <w:proofErr w:type="spellStart"/>
-      <w:r>
-        <w:rPr>
-          <w:rStyle w:val="Strong"/>
-          <w:rFonts w:ascii="Arial" w:hAnsi="Arial" w:cs="Arial"/>
-          <w:sz w:val="18"/>
-        </w:rPr>
-        <w:t>BigQuery</w:t>
-      </w:r>
-      <w:proofErr w:type="spellEnd"/>
-      <w:r>
-        <w:rPr>
-          <w:rFonts w:ascii="Arial" w:hAnsi="Arial" w:cs="Arial"/>
-          <w:sz w:val="18"/>
-        </w:rPr>
-        <w:t xml:space="preserve"> (consumer/integrator), </w:t>
-      </w:r>
-      <w:proofErr w:type="spellStart"/>
-      <w:r>
-        <w:rPr>
-          <w:rStyle w:val="Strong"/>
-          <w:rFonts w:ascii="Arial" w:hAnsi="Arial" w:cs="Arial"/>
-          <w:sz w:val="18"/>
-        </w:rPr>
-        <w:t>Docker</w:t>
-      </w:r>
-      <w:proofErr w:type="spellEnd"/>
-      <w:r>
-        <w:rPr>
-          <w:rFonts w:ascii="Arial" w:hAnsi="Arial" w:cs="Arial"/>
-          <w:sz w:val="18"/>
-        </w:rPr>
-        <w:t xml:space="preserve">, </w:t>
-      </w:r>
-      <w:proofErr w:type="spellStart"/>
-      <w:r>
-        <w:rPr>
-          <w:rStyle w:val="Strong"/>
-          <w:rFonts w:ascii="Arial" w:hAnsi="Arial" w:cs="Arial"/>
-          <w:sz w:val="18"/>
-        </w:rPr>
-        <w:t>Kubernetes</w:t>
-      </w:r>
-      <w:proofErr w:type="spellEnd"/>
-      <w:r>
-        <w:rPr>
-          <w:rFonts w:ascii="Arial" w:hAnsi="Arial" w:cs="Arial"/>
-          <w:sz w:val="18"/>
-        </w:rPr>
-        <w:t xml:space="preserve">, </w:t>
-      </w:r>
-      <w:r>
-        <w:rPr>
-          <w:rStyle w:val="Strong"/>
-          <w:rFonts w:ascii="Arial" w:hAnsi="Arial" w:cs="Arial"/>
-          <w:sz w:val="18"/>
-        </w:rPr>
-        <w:t>Helm</w:t>
-      </w:r>
-      <w:r>
-        <w:rPr>
-          <w:rFonts w:ascii="Arial" w:hAnsi="Arial" w:cs="Arial"/>
-          <w:sz w:val="18"/>
-        </w:rPr>
-        <w:t xml:space="preserve">, </w:t>
-      </w:r>
-      <w:r>
-        <w:rPr>
-          <w:rStyle w:val="Strong"/>
-          <w:rFonts w:ascii="Arial" w:hAnsi="Arial" w:cs="Arial"/>
-          <w:sz w:val="18"/>
-        </w:rPr>
-        <w:t>Argo CD</w:t>
-      </w:r>
-      <w:r>
-        <w:rPr>
-          <w:rFonts w:ascii="Arial" w:hAnsi="Arial" w:cs="Arial"/>
-          <w:sz w:val="18"/>
-        </w:rPr>
-        <w:t xml:space="preserve">, </w:t>
-      </w:r>
-      <w:proofErr w:type="spellStart"/>
-      <w:r>
-        <w:rPr>
-          <w:rStyle w:val="Strong"/>
-          <w:rFonts w:ascii="Arial" w:hAnsi="Arial" w:cs="Arial"/>
-          <w:sz w:val="18"/>
-        </w:rPr>
-        <w:t>GitOps</w:t>
-      </w:r>
-      <w:proofErr w:type="spellEnd"/>
-      <w:r>
-        <w:rPr>
-          <w:rFonts w:ascii="Arial" w:hAnsi="Arial" w:cs="Arial"/>
-          <w:sz w:val="18"/>
-        </w:rPr>
-        <w:t xml:space="preserve">, </w:t>
-      </w:r>
-      <w:proofErr w:type="spellStart"/>
-      <w:r>
-        <w:rPr>
-          <w:rStyle w:val="Strong"/>
-          <w:rFonts w:ascii="Arial" w:hAnsi="Arial" w:cs="Arial"/>
-          <w:sz w:val="18"/>
-        </w:rPr>
-        <w:t>Terraform</w:t>
-      </w:r>
-      <w:proofErr w:type="spellEnd"/>
-      <w:r>
-        <w:rPr>
-          <w:rFonts w:ascii="Arial" w:hAnsi="Arial" w:cs="Arial"/>
-          <w:sz w:val="18"/>
-        </w:rPr>
-        <w:t xml:space="preserve">, </w:t>
-      </w:r>
-      <w:proofErr w:type="spellStart"/>
-      <w:r>
-        <w:rPr>
-          <w:rStyle w:val="Strong"/>
-          <w:rFonts w:ascii="Arial" w:hAnsi="Arial" w:cs="Arial"/>
-          <w:sz w:val="18"/>
-        </w:rPr>
-        <w:t>CloudFormation</w:t>
-      </w:r>
-      <w:proofErr w:type="spellEnd"/>
-      <w:r>
-        <w:rPr>
-          <w:rFonts w:ascii="Arial" w:hAnsi="Arial" w:cs="Arial"/>
-          <w:sz w:val="18"/>
-        </w:rPr>
-        <w:t xml:space="preserve">, CI/CD: </w:t>
-      </w:r>
-      <w:proofErr w:type="spellStart"/>
-      <w:r>
-        <w:rPr>
-          <w:rStyle w:val="Strong"/>
-          <w:rFonts w:ascii="Arial" w:hAnsi="Arial" w:cs="Arial"/>
-          <w:sz w:val="18"/>
-        </w:rPr>
-        <w:t>GitHub</w:t>
-      </w:r>
-      <w:proofErr w:type="spellEnd"/>
-      <w:r>
-        <w:rPr>
-          <w:rStyle w:val="Strong"/>
-          <w:rFonts w:ascii="Arial" w:hAnsi="Arial" w:cs="Arial"/>
-          <w:sz w:val="18"/>
-        </w:rPr>
-        <w:t xml:space="preserve"> Actions</w:t>
-      </w:r>
-      <w:r>
-        <w:rPr>
-          <w:rFonts w:ascii="Arial" w:hAnsi="Arial" w:cs="Arial"/>
-          <w:sz w:val="18"/>
-        </w:rPr>
-        <w:t xml:space="preserve">, </w:t>
-      </w:r>
-      <w:proofErr w:type="spellStart"/>
-      <w:r>
-        <w:rPr>
-          <w:rStyle w:val="Strong"/>
-          <w:rFonts w:ascii="Arial" w:hAnsi="Arial" w:cs="Arial"/>
-          <w:sz w:val="18"/>
-        </w:rPr>
-        <w:t>GitLab</w:t>
-      </w:r>
-      <w:proofErr w:type="spellEnd"/>
-      <w:r>
-        <w:rPr>
-          <w:rStyle w:val="Strong"/>
-          <w:rFonts w:ascii="Arial" w:hAnsi="Arial" w:cs="Arial"/>
-          <w:sz w:val="18"/>
-        </w:rPr>
-        <w:t xml:space="preserve"> CI</w:t>
-      </w:r>
-      <w:r>
-        <w:rPr>
-          <w:rFonts w:ascii="Arial" w:hAnsi="Arial" w:cs="Arial"/>
-          <w:sz w:val="18"/>
-        </w:rPr>
-        <w:t xml:space="preserve">, </w:t>
-      </w:r>
-      <w:r>
-        <w:rPr>
-          <w:rStyle w:val="Strong"/>
-          <w:rFonts w:ascii="Arial" w:hAnsi="Arial" w:cs="Arial"/>
-          <w:sz w:val="18"/>
-        </w:rPr>
-        <w:t>Jenkins</w:t>
-      </w:r>
-      <w:r>
-        <w:rPr>
-          <w:rFonts w:ascii="Arial" w:hAnsi="Arial" w:cs="Arial"/>
-          <w:sz w:val="18"/>
-        </w:rPr>
-        <w:t xml:space="preserve">, </w:t>
-      </w:r>
-      <w:r>
-        <w:rPr>
-          <w:rStyle w:val="Strong"/>
-          <w:rFonts w:ascii="Arial" w:hAnsi="Arial" w:cs="Arial"/>
-          <w:sz w:val="18"/>
-        </w:rPr>
-        <w:t xml:space="preserve">Azure </w:t>
-      </w:r>
-      <w:proofErr w:type="spellStart"/>
-      <w:r>
-        <w:rPr>
-          <w:rStyle w:val="Strong"/>
-          <w:rFonts w:ascii="Arial" w:hAnsi="Arial" w:cs="Arial"/>
-          <w:sz w:val="18"/>
-        </w:rPr>
-        <w:t>DevOps</w:t>
-      </w:r>
-      <w:proofErr w:type="spellEnd"/>
-      <w:r>
-        <w:rPr>
-          <w:rFonts w:ascii="Arial" w:hAnsi="Arial" w:cs="Arial"/>
-          <w:sz w:val="18"/>
-        </w:rPr>
-        <w:t xml:space="preserve">, </w:t>
-      </w:r>
-      <w:proofErr w:type="spellStart"/>
-      <w:r>
-        <w:rPr>
-          <w:rStyle w:val="Strong"/>
-          <w:rFonts w:ascii="Arial" w:hAnsi="Arial" w:cs="Arial"/>
-          <w:sz w:val="18"/>
+          <w:rFonts w:ascii="Arial" w:hAnsi="Arial" w:cs="Arial"/>
         </w:rPr>
         <w:t>CircleCI</w:t>
       </w:r>
@@ -4057,44 +3490,39 @@
     </w:p>
     <w:p>
       <w:pPr>
-        <w:pStyle w:val="NormalWeb"/>
+        <w:pStyle w:val="ListParagraph"/>
+        <w:numPr>
+          <w:ilvl w:val="0"/>
+          <w:numId w:val="43"/>
+        </w:numPr>
         <w:jc w:val="both"/>
-        <w:rPr>
-          <w:rFonts w:ascii="Arial" w:hAnsi="Arial" w:cs="Arial"/>
-          <w:sz w:val="18"/>
-        </w:rPr>
       </w:pPr>
       <w:proofErr w:type="spellStart"/>
       <w:r>
         <w:rPr>
-          <w:rStyle w:val="Strong"/>
-          <w:rFonts w:ascii="Arial" w:hAnsi="Arial" w:cs="Arial"/>
-          <w:sz w:val="18"/>
+          <w:rFonts w:ascii="Arial" w:hAnsi="Arial" w:cs="Arial"/>
+          <w:b/>
         </w:rPr>
         <w:t>Observability</w:t>
       </w:r>
       <w:proofErr w:type="spellEnd"/>
       <w:r>
         <w:rPr>
-          <w:rStyle w:val="Strong"/>
-          <w:rFonts w:ascii="Arial" w:hAnsi="Arial" w:cs="Arial"/>
-          <w:sz w:val="18"/>
-        </w:rPr>
-        <w:t>, Quality &amp; Security</w:t>
-      </w:r>
-      <w:r>
-        <w:rPr>
-          <w:rFonts w:ascii="Arial" w:hAnsi="Arial" w:cs="Arial"/>
-          <w:sz w:val="18"/>
-        </w:rPr>
-        <w:t xml:space="preserve"> — </w:t>
+          <w:rFonts w:ascii="Arial" w:hAnsi="Arial" w:cs="Arial"/>
+          <w:b/>
+        </w:rPr>
+        <w:t>, Quality &amp; Security —</w:t>
+      </w:r>
+      <w:r>
+        <w:rPr>
+          <w:rFonts w:ascii="Arial" w:hAnsi="Arial" w:cs="Arial"/>
+        </w:rPr>
+        <w:t xml:space="preserve"> </w:t>
       </w:r>
       <w:proofErr w:type="spellStart"/>
       <w:r>
         <w:rPr>
-          <w:rStyle w:val="Strong"/>
-          <w:rFonts w:ascii="Arial" w:hAnsi="Arial" w:cs="Arial"/>
-          <w:sz w:val="18"/>
+          <w:rFonts w:ascii="Arial" w:hAnsi="Arial" w:cs="Arial"/>
         </w:rPr>
         <w:t>OpenTelemetry</w:t>
       </w:r>
@@ -4102,16 +3530,13 @@
       <w:r>
         <w:rPr>
           <w:rFonts w:ascii="Arial" w:hAnsi="Arial" w:cs="Arial"/>
-          <w:sz w:val="18"/>
         </w:rPr>
         <w:t xml:space="preserve">, </w:t>
       </w:r>
       <w:proofErr w:type="spellStart"/>
       <w:r>
         <w:rPr>
-          <w:rStyle w:val="Strong"/>
-          <w:rFonts w:ascii="Arial" w:hAnsi="Arial" w:cs="Arial"/>
-          <w:sz w:val="18"/>
+          <w:rFonts w:ascii="Arial" w:hAnsi="Arial" w:cs="Arial"/>
         </w:rPr>
         <w:t>Datadog</w:t>
       </w:r>
@@ -4119,31 +3544,13 @@
       <w:r>
         <w:rPr>
           <w:rFonts w:ascii="Arial" w:hAnsi="Arial" w:cs="Arial"/>
-          <w:sz w:val="18"/>
-        </w:rPr>
-        <w:t xml:space="preserve">, </w:t>
-      </w:r>
-      <w:r>
-        <w:rPr>
-          <w:rStyle w:val="Strong"/>
-          <w:rFonts w:ascii="Arial" w:hAnsi="Arial" w:cs="Arial"/>
-          <w:sz w:val="18"/>
-        </w:rPr>
-        <w:t>Prometheus</w:t>
-      </w:r>
-      <w:r>
-        <w:rPr>
-          <w:rFonts w:ascii="Arial" w:hAnsi="Arial" w:cs="Arial"/>
-          <w:sz w:val="18"/>
-        </w:rPr>
-        <w:t xml:space="preserve">, </w:t>
+        </w:rPr>
+        <w:t xml:space="preserve">, Prometheus, </w:t>
       </w:r>
       <w:proofErr w:type="spellStart"/>
       <w:r>
         <w:rPr>
-          <w:rStyle w:val="Strong"/>
-          <w:rFonts w:ascii="Arial" w:hAnsi="Arial" w:cs="Arial"/>
-          <w:sz w:val="18"/>
+          <w:rFonts w:ascii="Arial" w:hAnsi="Arial" w:cs="Arial"/>
         </w:rPr>
         <w:t>Grafana</w:t>
       </w:r>
@@ -4151,31 +3558,13 @@
       <w:r>
         <w:rPr>
           <w:rFonts w:ascii="Arial" w:hAnsi="Arial" w:cs="Arial"/>
-          <w:sz w:val="18"/>
-        </w:rPr>
-        <w:t xml:space="preserve">, </w:t>
-      </w:r>
-      <w:r>
-        <w:rPr>
-          <w:rStyle w:val="Strong"/>
-          <w:rFonts w:ascii="Arial" w:hAnsi="Arial" w:cs="Arial"/>
-          <w:sz w:val="18"/>
-        </w:rPr>
-        <w:t>ELK/EFK</w:t>
-      </w:r>
-      <w:r>
-        <w:rPr>
-          <w:rFonts w:ascii="Arial" w:hAnsi="Arial" w:cs="Arial"/>
-          <w:sz w:val="18"/>
-        </w:rPr>
-        <w:t xml:space="preserve">, </w:t>
+        </w:rPr>
+        <w:t xml:space="preserve">, ELK/EFK, </w:t>
       </w:r>
       <w:proofErr w:type="spellStart"/>
       <w:r>
         <w:rPr>
-          <w:rStyle w:val="Strong"/>
-          <w:rFonts w:ascii="Arial" w:hAnsi="Arial" w:cs="Arial"/>
-          <w:sz w:val="18"/>
+          <w:rFonts w:ascii="Arial" w:hAnsi="Arial" w:cs="Arial"/>
         </w:rPr>
         <w:t>CloudWatch</w:t>
       </w:r>
@@ -4183,161 +3572,27 @@
       <w:r>
         <w:rPr>
           <w:rFonts w:ascii="Arial" w:hAnsi="Arial" w:cs="Arial"/>
-          <w:sz w:val="18"/>
-        </w:rPr>
-        <w:t xml:space="preserve">, structured logging, Testing: </w:t>
-      </w:r>
-      <w:r>
-        <w:rPr>
-          <w:rStyle w:val="Strong"/>
-          <w:rFonts w:ascii="Arial" w:hAnsi="Arial" w:cs="Arial"/>
-          <w:sz w:val="18"/>
-        </w:rPr>
-        <w:t>Jest</w:t>
-      </w:r>
-      <w:r>
-        <w:rPr>
-          <w:rFonts w:ascii="Arial" w:hAnsi="Arial" w:cs="Arial"/>
-          <w:sz w:val="18"/>
-        </w:rPr>
-        <w:t xml:space="preserve">, </w:t>
-      </w:r>
-      <w:r>
-        <w:rPr>
-          <w:rStyle w:val="Strong"/>
-          <w:rFonts w:ascii="Arial" w:hAnsi="Arial" w:cs="Arial"/>
-          <w:sz w:val="18"/>
-        </w:rPr>
-        <w:t>Mocha</w:t>
-      </w:r>
-      <w:r>
-        <w:rPr>
-          <w:rFonts w:ascii="Arial" w:hAnsi="Arial" w:cs="Arial"/>
-          <w:sz w:val="18"/>
-        </w:rPr>
-        <w:t xml:space="preserve">, </w:t>
-      </w:r>
-      <w:r>
-        <w:rPr>
-          <w:rStyle w:val="Strong"/>
-          <w:rFonts w:ascii="Arial" w:hAnsi="Arial" w:cs="Arial"/>
-          <w:sz w:val="18"/>
-        </w:rPr>
-        <w:t>Chai</w:t>
-      </w:r>
-      <w:r>
-        <w:rPr>
-          <w:rFonts w:ascii="Arial" w:hAnsi="Arial" w:cs="Arial"/>
-          <w:sz w:val="18"/>
-        </w:rPr>
-        <w:t xml:space="preserve">, </w:t>
-      </w:r>
-      <w:r>
-        <w:rPr>
-          <w:rStyle w:val="Strong"/>
-          <w:rFonts w:ascii="Arial" w:hAnsi="Arial" w:cs="Arial"/>
-          <w:sz w:val="18"/>
-        </w:rPr>
-        <w:t>Cypress</w:t>
-      </w:r>
-      <w:r>
-        <w:rPr>
-          <w:rFonts w:ascii="Arial" w:hAnsi="Arial" w:cs="Arial"/>
-          <w:sz w:val="18"/>
-        </w:rPr>
-        <w:t xml:space="preserve">, </w:t>
-      </w:r>
-      <w:r>
-        <w:rPr>
-          <w:rStyle w:val="Strong"/>
-          <w:rFonts w:ascii="Arial" w:hAnsi="Arial" w:cs="Arial"/>
-          <w:sz w:val="18"/>
-        </w:rPr>
-        <w:t>Playwright</w:t>
-      </w:r>
-      <w:r>
-        <w:rPr>
-          <w:rFonts w:ascii="Arial" w:hAnsi="Arial" w:cs="Arial"/>
-          <w:sz w:val="18"/>
-        </w:rPr>
-        <w:t>, API contract tests (</w:t>
-      </w:r>
-      <w:r>
-        <w:rPr>
-          <w:rStyle w:val="Strong"/>
-          <w:rFonts w:ascii="Arial" w:hAnsi="Arial" w:cs="Arial"/>
-          <w:sz w:val="18"/>
-        </w:rPr>
-        <w:t>Pact-style</w:t>
-      </w:r>
-      <w:r>
-        <w:rPr>
-          <w:rFonts w:ascii="Arial" w:hAnsi="Arial" w:cs="Arial"/>
-          <w:sz w:val="18"/>
-        </w:rPr>
-        <w:t xml:space="preserve">), Security: </w:t>
-      </w:r>
-      <w:r>
-        <w:rPr>
-          <w:rStyle w:val="Strong"/>
-          <w:rFonts w:ascii="Arial" w:hAnsi="Arial" w:cs="Arial"/>
-          <w:sz w:val="18"/>
-        </w:rPr>
-        <w:t>OAuth2</w:t>
-      </w:r>
-      <w:r>
-        <w:rPr>
-          <w:rFonts w:ascii="Arial" w:hAnsi="Arial" w:cs="Arial"/>
-          <w:sz w:val="18"/>
-        </w:rPr>
-        <w:t xml:space="preserve">, </w:t>
+        </w:rPr>
+        <w:t xml:space="preserve">, structured logging, Testing: Jest, Mocha, Chai, Cypress, Playwright, API contract tests (Pact-style), Security: OAuth2, </w:t>
       </w:r>
       <w:proofErr w:type="spellStart"/>
       <w:r>
         <w:rPr>
-          <w:rStyle w:val="Strong"/>
-          <w:rFonts w:ascii="Arial" w:hAnsi="Arial" w:cs="Arial"/>
-          <w:sz w:val="18"/>
+          <w:rFonts w:ascii="Arial" w:hAnsi="Arial" w:cs="Arial"/>
         </w:rPr>
         <w:t>OpenID</w:t>
       </w:r>
       <w:proofErr w:type="spellEnd"/>
       <w:r>
         <w:rPr>
-          <w:rStyle w:val="Strong"/>
-          <w:rFonts w:ascii="Arial" w:hAnsi="Arial" w:cs="Arial"/>
-          <w:sz w:val="18"/>
-        </w:rPr>
-        <w:t xml:space="preserve"> Connect</w:t>
-      </w:r>
-      <w:r>
-        <w:rPr>
-          <w:rFonts w:ascii="Arial" w:hAnsi="Arial" w:cs="Arial"/>
-          <w:sz w:val="18"/>
-        </w:rPr>
-        <w:t xml:space="preserve">, </w:t>
-      </w:r>
-      <w:r>
-        <w:rPr>
-          <w:rStyle w:val="Strong"/>
-          <w:rFonts w:ascii="Arial" w:hAnsi="Arial" w:cs="Arial"/>
-          <w:sz w:val="18"/>
-        </w:rPr>
-        <w:t>JWT</w:t>
-      </w:r>
-      <w:r>
-        <w:rPr>
-          <w:rFonts w:ascii="Arial" w:hAnsi="Arial" w:cs="Arial"/>
-          <w:sz w:val="18"/>
-        </w:rPr>
-        <w:t xml:space="preserve">, </w:t>
+          <w:rFonts w:ascii="Arial" w:hAnsi="Arial" w:cs="Arial"/>
+        </w:rPr>
+        <w:t xml:space="preserve"> Connect, JWT, </w:t>
       </w:r>
       <w:proofErr w:type="spellStart"/>
       <w:r>
         <w:rPr>
-          <w:rStyle w:val="Strong"/>
-          <w:rFonts w:ascii="Arial" w:hAnsi="Arial" w:cs="Arial"/>
-          <w:sz w:val="18"/>
+          <w:rFonts w:ascii="Arial" w:hAnsi="Arial" w:cs="Arial"/>
         </w:rPr>
         <w:t>Okta</w:t>
       </w:r>
@@ -4345,39 +3600,13 @@
       <w:r>
         <w:rPr>
           <w:rFonts w:ascii="Arial" w:hAnsi="Arial" w:cs="Arial"/>
-          <w:sz w:val="18"/>
-        </w:rPr>
-        <w:t xml:space="preserve">, </w:t>
-      </w:r>
-      <w:r>
-        <w:rPr>
-          <w:rStyle w:val="Strong"/>
-          <w:rFonts w:ascii="Arial" w:hAnsi="Arial" w:cs="Arial"/>
-          <w:sz w:val="18"/>
-        </w:rPr>
-        <w:t>Auth0</w:t>
-      </w:r>
-      <w:r>
-        <w:rPr>
-          <w:rFonts w:ascii="Arial" w:hAnsi="Arial" w:cs="Arial"/>
-          <w:sz w:val="18"/>
-        </w:rPr>
-        <w:t xml:space="preserve">, </w:t>
-      </w:r>
-      <w:r>
-        <w:rPr>
-          <w:rStyle w:val="Strong"/>
-          <w:rFonts w:ascii="Arial" w:hAnsi="Arial" w:cs="Arial"/>
-          <w:sz w:val="18"/>
-        </w:rPr>
-        <w:t xml:space="preserve">AWS </w:t>
+        </w:rPr>
+        <w:t xml:space="preserve">, Auth0, AWS </w:t>
       </w:r>
       <w:proofErr w:type="spellStart"/>
       <w:r>
         <w:rPr>
-          <w:rStyle w:val="Strong"/>
-          <w:rFonts w:ascii="Arial" w:hAnsi="Arial" w:cs="Arial"/>
-          <w:sz w:val="18"/>
+          <w:rFonts w:ascii="Arial" w:hAnsi="Arial" w:cs="Arial"/>
         </w:rPr>
         <w:t>Cognito</w:t>
       </w:r>
@@ -4385,47 +3614,8 @@
       <w:r>
         <w:rPr>
           <w:rFonts w:ascii="Arial" w:hAnsi="Arial" w:cs="Arial"/>
-          <w:sz w:val="18"/>
-        </w:rPr>
-        <w:t xml:space="preserve">, </w:t>
-      </w:r>
-      <w:r>
-        <w:rPr>
-          <w:rStyle w:val="Strong"/>
-          <w:rFonts w:ascii="Arial" w:hAnsi="Arial" w:cs="Arial"/>
-          <w:sz w:val="18"/>
-        </w:rPr>
-        <w:t>rate limiting</w:t>
-      </w:r>
-      <w:r>
-        <w:rPr>
-          <w:rFonts w:ascii="Arial" w:hAnsi="Arial" w:cs="Arial"/>
-          <w:sz w:val="18"/>
-        </w:rPr>
-        <w:t xml:space="preserve">, </w:t>
-      </w:r>
-      <w:r>
-        <w:rPr>
-          <w:rStyle w:val="Strong"/>
-          <w:rFonts w:ascii="Arial" w:hAnsi="Arial" w:cs="Arial"/>
-          <w:sz w:val="18"/>
-        </w:rPr>
-        <w:t>RBAC/ABAC</w:t>
-      </w:r>
-      <w:r>
-        <w:rPr>
-          <w:rFonts w:ascii="Arial" w:hAnsi="Arial" w:cs="Arial"/>
-          <w:sz w:val="18"/>
-        </w:rPr>
-        <w:t xml:space="preserve">, </w:t>
-      </w:r>
-      <w:r>
-        <w:rPr>
-          <w:rStyle w:val="Strong"/>
-          <w:rFonts w:ascii="Arial" w:hAnsi="Arial" w:cs="Arial"/>
-          <w:sz w:val="18"/>
-        </w:rPr>
-        <w:t>audit logging</w:t>
+        </w:rPr>
+        <w:t>, rate limiting, RBAC/ABAC, audit logging</w:t>
       </w:r>
     </w:p>
     <w:tbl>
@@ -4522,7 +3712,6 @@
           <w:sz w:val="19"/>
           <w:szCs w:val="19"/>
         </w:rPr>
-        <w:lastRenderedPageBreak/>
         <w:t>2009 – 2013</w:t>
       </w:r>
       <w:r>
@@ -4549,6 +3738,7 @@
           <w:rFonts w:ascii="Arial" w:hAnsi="Arial" w:cs="Arial"/>
           <w:sz w:val="18"/>
         </w:rPr>
+        <w:lastRenderedPageBreak/>
         <w:t xml:space="preserve">Focused on strong foundations in </w:t>
       </w:r>
       <w:r>
@@ -5623,6 +4813,119 @@
     </w:lvl>
   </w:abstractNum>
   <w:abstractNum w:abstractNumId="2">
+    <w:nsid w:val="0666166A"/>
+    <w:multiLevelType w:val="hybridMultilevel"/>
+    <w:tmpl w:val="45345B84"/>
+    <w:lvl w:ilvl="0" w:tplc="0409000B">
+      <w:start w:val="1"/>
+      <w:numFmt w:val="bullet"/>
+      <w:lvlText w:val=""/>
+      <w:lvlJc w:val="left"/>
+      <w:pPr>
+        <w:ind w:left="360" w:hanging="360"/>
+      </w:pPr>
+      <w:rPr>
+        <w:rFonts w:ascii="Wingdings" w:hAnsi="Wingdings" w:hint="default"/>
+      </w:rPr>
+    </w:lvl>
+    <w:lvl w:ilvl="1" w:tplc="04090003" w:tentative="1">
+      <w:start w:val="1"/>
+      <w:numFmt w:val="bullet"/>
+      <w:lvlText w:val="o"/>
+      <w:lvlJc w:val="left"/>
+      <w:pPr>
+        <w:ind w:left="1080" w:hanging="360"/>
+      </w:pPr>
+      <w:rPr>
+        <w:rFonts w:ascii="Courier New" w:hAnsi="Courier New" w:cs="Courier New" w:hint="default"/>
+      </w:rPr>
+    </w:lvl>
+    <w:lvl w:ilvl="2" w:tplc="04090005" w:tentative="1">
+      <w:start w:val="1"/>
+      <w:numFmt w:val="bullet"/>
+      <w:lvlText w:val=""/>
+      <w:lvlJc w:val="left"/>
+      <w:pPr>
+        <w:ind w:left="1800" w:hanging="360"/>
+      </w:pPr>
+      <w:rPr>
+        <w:rFonts w:ascii="Wingdings" w:hAnsi="Wingdings" w:hint="default"/>
+      </w:rPr>
+    </w:lvl>
+    <w:lvl w:ilvl="3" w:tplc="04090001" w:tentative="1">
+      <w:start w:val="1"/>
+      <w:numFmt w:val="bullet"/>
+      <w:lvlText w:val=""/>
+      <w:lvlJc w:val="left"/>
+      <w:pPr>
+        <w:ind w:left="2520" w:hanging="360"/>
+      </w:pPr>
+      <w:rPr>
+        <w:rFonts w:ascii="Symbol" w:hAnsi="Symbol" w:hint="default"/>
+      </w:rPr>
+    </w:lvl>
+    <w:lvl w:ilvl="4" w:tplc="04090003" w:tentative="1">
+      <w:start w:val="1"/>
+      <w:numFmt w:val="bullet"/>
+      <w:lvlText w:val="o"/>
+      <w:lvlJc w:val="left"/>
+      <w:pPr>
+        <w:ind w:left="3240" w:hanging="360"/>
+      </w:pPr>
+      <w:rPr>
+        <w:rFonts w:ascii="Courier New" w:hAnsi="Courier New" w:cs="Courier New" w:hint="default"/>
+      </w:rPr>
+    </w:lvl>
+    <w:lvl w:ilvl="5" w:tplc="04090005" w:tentative="1">
+      <w:start w:val="1"/>
+      <w:numFmt w:val="bullet"/>
+      <w:lvlText w:val=""/>
+      <w:lvlJc w:val="left"/>
+      <w:pPr>
+        <w:ind w:left="3960" w:hanging="360"/>
+      </w:pPr>
+      <w:rPr>
+        <w:rFonts w:ascii="Wingdings" w:hAnsi="Wingdings" w:hint="default"/>
+      </w:rPr>
+    </w:lvl>
+    <w:lvl w:ilvl="6" w:tplc="04090001" w:tentative="1">
+      <w:start w:val="1"/>
+      <w:numFmt w:val="bullet"/>
+      <w:lvlText w:val=""/>
+      <w:lvlJc w:val="left"/>
+      <w:pPr>
+        <w:ind w:left="4680" w:hanging="360"/>
+      </w:pPr>
+      <w:rPr>
+        <w:rFonts w:ascii="Symbol" w:hAnsi="Symbol" w:hint="default"/>
+      </w:rPr>
+    </w:lvl>
+    <w:lvl w:ilvl="7" w:tplc="04090003" w:tentative="1">
+      <w:start w:val="1"/>
+      <w:numFmt w:val="bullet"/>
+      <w:lvlText w:val="o"/>
+      <w:lvlJc w:val="left"/>
+      <w:pPr>
+        <w:ind w:left="5400" w:hanging="360"/>
+      </w:pPr>
+      <w:rPr>
+        <w:rFonts w:ascii="Courier New" w:hAnsi="Courier New" w:cs="Courier New" w:hint="default"/>
+      </w:rPr>
+    </w:lvl>
+    <w:lvl w:ilvl="8" w:tplc="04090005" w:tentative="1">
+      <w:start w:val="1"/>
+      <w:numFmt w:val="bullet"/>
+      <w:lvlText w:val=""/>
+      <w:lvlJc w:val="left"/>
+      <w:pPr>
+        <w:ind w:left="6120" w:hanging="360"/>
+      </w:pPr>
+      <w:rPr>
+        <w:rFonts w:ascii="Wingdings" w:hAnsi="Wingdings" w:hint="default"/>
+      </w:rPr>
+    </w:lvl>
+  </w:abstractNum>
+  <w:abstractNum w:abstractNumId="3">
     <w:nsid w:val="07533AD8"/>
     <w:multiLevelType w:val="hybridMultilevel"/>
     <w:tmpl w:val="D430F1B4"/>
@@ -5735,7 +5038,7 @@
       </w:rPr>
     </w:lvl>
   </w:abstractNum>
-  <w:abstractNum w:abstractNumId="3">
+  <w:abstractNum w:abstractNumId="4">
     <w:nsid w:val="080D1420"/>
     <w:multiLevelType w:val="multilevel"/>
     <w:tmpl w:val="ABD244FE"/>
@@ -5848,7 +5151,7 @@
       </w:pPr>
     </w:lvl>
   </w:abstractNum>
-  <w:abstractNum w:abstractNumId="4">
+  <w:abstractNum w:abstractNumId="5">
     <w:nsid w:val="08707072"/>
     <w:multiLevelType w:val="multilevel"/>
     <w:tmpl w:val="0E845C20"/>
@@ -5997,7 +5300,7 @@
       </w:rPr>
     </w:lvl>
   </w:abstractNum>
-  <w:abstractNum w:abstractNumId="5">
+  <w:abstractNum w:abstractNumId="6">
     <w:nsid w:val="08AC7085"/>
     <w:multiLevelType w:val="multilevel"/>
     <w:tmpl w:val="FFFCF31A"/>
@@ -6146,7 +5449,7 @@
       </w:rPr>
     </w:lvl>
   </w:abstractNum>
-  <w:abstractNum w:abstractNumId="6">
+  <w:abstractNum w:abstractNumId="7">
     <w:nsid w:val="0AF34E60"/>
     <w:multiLevelType w:val="hybridMultilevel"/>
     <w:tmpl w:val="FF8094E6"/>
@@ -6259,7 +5562,7 @@
       </w:rPr>
     </w:lvl>
   </w:abstractNum>
-  <w:abstractNum w:abstractNumId="7">
+  <w:abstractNum w:abstractNumId="8">
     <w:nsid w:val="0D5F37D7"/>
     <w:multiLevelType w:val="hybridMultilevel"/>
     <w:tmpl w:val="DA826FC6"/>
@@ -6372,7 +5675,7 @@
       </w:rPr>
     </w:lvl>
   </w:abstractNum>
-  <w:abstractNum w:abstractNumId="8">
+  <w:abstractNum w:abstractNumId="9">
     <w:nsid w:val="11046E00"/>
     <w:multiLevelType w:val="multilevel"/>
     <w:tmpl w:val="727ED5E6"/>
@@ -6521,7 +5824,7 @@
       </w:rPr>
     </w:lvl>
   </w:abstractNum>
-  <w:abstractNum w:abstractNumId="9">
+  <w:abstractNum w:abstractNumId="10">
     <w:nsid w:val="120044CF"/>
     <w:multiLevelType w:val="hybridMultilevel"/>
     <w:tmpl w:val="2AD463E6"/>
@@ -6634,7 +5937,7 @@
       </w:rPr>
     </w:lvl>
   </w:abstractNum>
-  <w:abstractNum w:abstractNumId="10">
+  <w:abstractNum w:abstractNumId="11">
     <w:nsid w:val="13DF0875"/>
     <w:multiLevelType w:val="hybridMultilevel"/>
     <w:tmpl w:val="950EBC00"/>
@@ -6747,7 +6050,7 @@
       </w:rPr>
     </w:lvl>
   </w:abstractNum>
-  <w:abstractNum w:abstractNumId="11">
+  <w:abstractNum w:abstractNumId="12">
     <w:nsid w:val="196C08DE"/>
     <w:multiLevelType w:val="multilevel"/>
     <w:tmpl w:val="AA9C94A6"/>
@@ -6896,7 +6199,7 @@
       </w:rPr>
     </w:lvl>
   </w:abstractNum>
-  <w:abstractNum w:abstractNumId="12">
+  <w:abstractNum w:abstractNumId="13">
     <w:nsid w:val="1CC86E4B"/>
     <w:multiLevelType w:val="hybridMultilevel"/>
     <w:tmpl w:val="C4104DA0"/>
@@ -7009,7 +6312,7 @@
       </w:rPr>
     </w:lvl>
   </w:abstractNum>
-  <w:abstractNum w:abstractNumId="13">
+  <w:abstractNum w:abstractNumId="14">
     <w:nsid w:val="20D0038E"/>
     <w:multiLevelType w:val="hybridMultilevel"/>
     <w:tmpl w:val="E0AE26FA"/>
@@ -7122,7 +6425,7 @@
       </w:rPr>
     </w:lvl>
   </w:abstractNum>
-  <w:abstractNum w:abstractNumId="14">
+  <w:abstractNum w:abstractNumId="15">
     <w:nsid w:val="24D36D68"/>
     <w:multiLevelType w:val="hybridMultilevel"/>
     <w:tmpl w:val="1AFED656"/>
@@ -7235,7 +6538,7 @@
       </w:rPr>
     </w:lvl>
   </w:abstractNum>
-  <w:abstractNum w:abstractNumId="15">
+  <w:abstractNum w:abstractNumId="16">
     <w:nsid w:val="28993744"/>
     <w:multiLevelType w:val="hybridMultilevel"/>
     <w:tmpl w:val="F4E4906E"/>
@@ -7348,7 +6651,7 @@
       </w:rPr>
     </w:lvl>
   </w:abstractNum>
-  <w:abstractNum w:abstractNumId="16">
+  <w:abstractNum w:abstractNumId="17">
     <w:nsid w:val="2CCA071B"/>
     <w:multiLevelType w:val="hybridMultilevel"/>
     <w:tmpl w:val="AB50B07A"/>
@@ -7461,7 +6764,7 @@
       </w:rPr>
     </w:lvl>
   </w:abstractNum>
-  <w:abstractNum w:abstractNumId="17">
+  <w:abstractNum w:abstractNumId="18">
     <w:nsid w:val="36105353"/>
     <w:multiLevelType w:val="hybridMultilevel"/>
     <w:tmpl w:val="DD909FCC"/>
@@ -7573,7 +6876,7 @@
       </w:rPr>
     </w:lvl>
   </w:abstractNum>
-  <w:abstractNum w:abstractNumId="18">
+  <w:abstractNum w:abstractNumId="19">
     <w:nsid w:val="3CDF028F"/>
     <w:multiLevelType w:val="multilevel"/>
     <w:tmpl w:val="AC5AACDA"/>
@@ -7689,7 +6992,7 @@
       </w:pPr>
     </w:lvl>
   </w:abstractNum>
-  <w:abstractNum w:abstractNumId="19">
+  <w:abstractNum w:abstractNumId="20">
     <w:nsid w:val="432F3572"/>
     <w:multiLevelType w:val="hybridMultilevel"/>
     <w:tmpl w:val="08A63716"/>
@@ -7802,7 +7105,7 @@
       </w:rPr>
     </w:lvl>
   </w:abstractNum>
-  <w:abstractNum w:abstractNumId="20">
+  <w:abstractNum w:abstractNumId="21">
     <w:nsid w:val="45C60980"/>
     <w:multiLevelType w:val="hybridMultilevel"/>
     <w:tmpl w:val="49A6F502"/>
@@ -7915,7 +7218,7 @@
       </w:rPr>
     </w:lvl>
   </w:abstractNum>
-  <w:abstractNum w:abstractNumId="21">
+  <w:abstractNum w:abstractNumId="22">
     <w:nsid w:val="489C5ADD"/>
     <w:multiLevelType w:val="hybridMultilevel"/>
     <w:tmpl w:val="5F1EA04C"/>
@@ -8027,7 +7330,7 @@
       </w:rPr>
     </w:lvl>
   </w:abstractNum>
-  <w:abstractNum w:abstractNumId="22">
+  <w:abstractNum w:abstractNumId="23">
     <w:nsid w:val="4FD14D41"/>
     <w:multiLevelType w:val="hybridMultilevel"/>
     <w:tmpl w:val="FEA6DCA6"/>
@@ -8140,7 +7443,7 @@
       </w:rPr>
     </w:lvl>
   </w:abstractNum>
-  <w:abstractNum w:abstractNumId="23">
+  <w:abstractNum w:abstractNumId="24">
     <w:nsid w:val="52A95713"/>
     <w:multiLevelType w:val="hybridMultilevel"/>
     <w:tmpl w:val="93D4A986"/>
@@ -8253,7 +7556,7 @@
       </w:rPr>
     </w:lvl>
   </w:abstractNum>
-  <w:abstractNum w:abstractNumId="24">
+  <w:abstractNum w:abstractNumId="25">
     <w:nsid w:val="530C4689"/>
     <w:multiLevelType w:val="hybridMultilevel"/>
     <w:tmpl w:val="917CEAEA"/>
@@ -8366,7 +7669,7 @@
       </w:rPr>
     </w:lvl>
   </w:abstractNum>
-  <w:abstractNum w:abstractNumId="25">
+  <w:abstractNum w:abstractNumId="26">
     <w:nsid w:val="55526C00"/>
     <w:multiLevelType w:val="hybridMultilevel"/>
     <w:tmpl w:val="01BA8B78"/>
@@ -8479,7 +7782,7 @@
       </w:rPr>
     </w:lvl>
   </w:abstractNum>
-  <w:abstractNum w:abstractNumId="26">
+  <w:abstractNum w:abstractNumId="27">
     <w:nsid w:val="5B45290B"/>
     <w:multiLevelType w:val="multilevel"/>
     <w:tmpl w:val="7A720A9A"/>
@@ -8628,7 +7931,7 @@
       </w:rPr>
     </w:lvl>
   </w:abstractNum>
-  <w:abstractNum w:abstractNumId="27">
+  <w:abstractNum w:abstractNumId="28">
     <w:nsid w:val="5B872015"/>
     <w:multiLevelType w:val="hybridMultilevel"/>
     <w:tmpl w:val="03BA5692"/>
@@ -8741,7 +8044,7 @@
       </w:rPr>
     </w:lvl>
   </w:abstractNum>
-  <w:abstractNum w:abstractNumId="28">
+  <w:abstractNum w:abstractNumId="29">
     <w:nsid w:val="5D223031"/>
     <w:multiLevelType w:val="hybridMultilevel"/>
     <w:tmpl w:val="16F4F7B0"/>
@@ -8854,7 +8157,7 @@
       </w:rPr>
     </w:lvl>
   </w:abstractNum>
-  <w:abstractNum w:abstractNumId="29">
+  <w:abstractNum w:abstractNumId="30">
     <w:nsid w:val="60364753"/>
     <w:multiLevelType w:val="hybridMultilevel"/>
     <w:tmpl w:val="E61684F6"/>
@@ -8967,7 +8270,7 @@
       </w:rPr>
     </w:lvl>
   </w:abstractNum>
-  <w:abstractNum w:abstractNumId="30">
+  <w:abstractNum w:abstractNumId="31">
     <w:nsid w:val="658569FA"/>
     <w:multiLevelType w:val="hybridMultilevel"/>
     <w:tmpl w:val="C2E8B8BE"/>
@@ -9080,7 +8383,7 @@
       </w:rPr>
     </w:lvl>
   </w:abstractNum>
-  <w:abstractNum w:abstractNumId="31">
+  <w:abstractNum w:abstractNumId="32">
     <w:nsid w:val="6747513D"/>
     <w:multiLevelType w:val="hybridMultilevel"/>
     <w:tmpl w:val="0CE06766"/>
@@ -9192,7 +8495,7 @@
       </w:rPr>
     </w:lvl>
   </w:abstractNum>
-  <w:abstractNum w:abstractNumId="32">
+  <w:abstractNum w:abstractNumId="33">
     <w:nsid w:val="68EF63B7"/>
     <w:multiLevelType w:val="hybridMultilevel"/>
     <w:tmpl w:val="5AC6D664"/>
@@ -9305,7 +8608,7 @@
       </w:rPr>
     </w:lvl>
   </w:abstractNum>
-  <w:abstractNum w:abstractNumId="33">
+  <w:abstractNum w:abstractNumId="34">
     <w:nsid w:val="6C9C79FA"/>
     <w:multiLevelType w:val="multilevel"/>
     <w:tmpl w:val="8564C1F2"/>
@@ -9454,7 +8757,7 @@
       </w:rPr>
     </w:lvl>
   </w:abstractNum>
-  <w:abstractNum w:abstractNumId="34">
+  <w:abstractNum w:abstractNumId="35">
     <w:nsid w:val="6F1E3403"/>
     <w:multiLevelType w:val="hybridMultilevel"/>
     <w:tmpl w:val="3A6E0AF0"/>
@@ -9567,7 +8870,7 @@
       </w:rPr>
     </w:lvl>
   </w:abstractNum>
-  <w:abstractNum w:abstractNumId="35">
+  <w:abstractNum w:abstractNumId="36">
     <w:nsid w:val="748321C7"/>
     <w:multiLevelType w:val="multilevel"/>
     <w:tmpl w:val="03FADD08"/>
@@ -9716,7 +9019,7 @@
       </w:rPr>
     </w:lvl>
   </w:abstractNum>
-  <w:abstractNum w:abstractNumId="36">
+  <w:abstractNum w:abstractNumId="37">
     <w:nsid w:val="766552C0"/>
     <w:multiLevelType w:val="multilevel"/>
     <w:tmpl w:val="8FCADEBE"/>
@@ -9829,7 +9132,7 @@
       </w:pPr>
     </w:lvl>
   </w:abstractNum>
-  <w:abstractNum w:abstractNumId="37">
+  <w:abstractNum w:abstractNumId="38">
     <w:nsid w:val="77194347"/>
     <w:multiLevelType w:val="hybridMultilevel"/>
     <w:tmpl w:val="986E5BEC"/>
@@ -9915,7 +9218,7 @@
       </w:pPr>
     </w:lvl>
   </w:abstractNum>
-  <w:abstractNum w:abstractNumId="38">
+  <w:abstractNum w:abstractNumId="39">
     <w:nsid w:val="7877436B"/>
     <w:multiLevelType w:val="hybridMultilevel"/>
     <w:tmpl w:val="96560C92"/>
@@ -10028,7 +9331,7 @@
       </w:rPr>
     </w:lvl>
   </w:abstractNum>
-  <w:abstractNum w:abstractNumId="39">
+  <w:abstractNum w:abstractNumId="40">
     <w:nsid w:val="7B082A3D"/>
     <w:multiLevelType w:val="multilevel"/>
     <w:tmpl w:val="2F18116C"/>
@@ -10177,7 +9480,7 @@
       </w:rPr>
     </w:lvl>
   </w:abstractNum>
-  <w:abstractNum w:abstractNumId="40">
+  <w:abstractNum w:abstractNumId="41">
     <w:nsid w:val="7B5F4EF5"/>
     <w:multiLevelType w:val="hybridMultilevel"/>
     <w:tmpl w:val="8A02EB26"/>
@@ -10290,7 +9593,7 @@
       </w:rPr>
     </w:lvl>
   </w:abstractNum>
-  <w:abstractNum w:abstractNumId="41">
+  <w:abstractNum w:abstractNumId="42">
     <w:nsid w:val="7C772BE3"/>
     <w:multiLevelType w:val="multilevel"/>
     <w:tmpl w:val="CB94A0C4"/>
@@ -10407,133 +9710,136 @@
     </w:lvl>
   </w:abstractNum>
   <w:num w:numId="1">
-    <w:abstractNumId w:val="37"/>
+    <w:abstractNumId w:val="38"/>
     <w:lvlOverride w:ilvl="0">
       <w:startOverride w:val="1"/>
     </w:lvlOverride>
   </w:num>
   <w:num w:numId="2">
-    <w:abstractNumId w:val="30"/>
+    <w:abstractNumId w:val="31"/>
   </w:num>
   <w:num w:numId="3">
-    <w:abstractNumId w:val="31"/>
+    <w:abstractNumId w:val="32"/>
   </w:num>
   <w:num w:numId="4">
-    <w:abstractNumId w:val="14"/>
+    <w:abstractNumId w:val="15"/>
   </w:num>
   <w:num w:numId="5">
+    <w:abstractNumId w:val="22"/>
+  </w:num>
+  <w:num w:numId="6">
     <w:abstractNumId w:val="21"/>
   </w:num>
-  <w:num w:numId="6">
-    <w:abstractNumId w:val="20"/>
-  </w:num>
   <w:num w:numId="7">
-    <w:abstractNumId w:val="17"/>
+    <w:abstractNumId w:val="18"/>
   </w:num>
   <w:num w:numId="8">
-    <w:abstractNumId w:val="33"/>
+    <w:abstractNumId w:val="34"/>
   </w:num>
   <w:num w:numId="9">
-    <w:abstractNumId w:val="4"/>
+    <w:abstractNumId w:val="5"/>
   </w:num>
   <w:num w:numId="10">
-    <w:abstractNumId w:val="35"/>
+    <w:abstractNumId w:val="36"/>
   </w:num>
   <w:num w:numId="11">
-    <w:abstractNumId w:val="11"/>
+    <w:abstractNumId w:val="12"/>
   </w:num>
   <w:num w:numId="12">
-    <w:abstractNumId w:val="24"/>
+    <w:abstractNumId w:val="25"/>
   </w:num>
   <w:num w:numId="13">
-    <w:abstractNumId w:val="32"/>
+    <w:abstractNumId w:val="33"/>
   </w:num>
   <w:num w:numId="14">
     <w:abstractNumId w:val="1"/>
   </w:num>
   <w:num w:numId="15">
-    <w:abstractNumId w:val="6"/>
+    <w:abstractNumId w:val="7"/>
   </w:num>
   <w:num w:numId="16">
-    <w:abstractNumId w:val="10"/>
+    <w:abstractNumId w:val="11"/>
   </w:num>
   <w:num w:numId="17">
-    <w:abstractNumId w:val="29"/>
+    <w:abstractNumId w:val="30"/>
   </w:num>
   <w:num w:numId="18">
-    <w:abstractNumId w:val="27"/>
+    <w:abstractNumId w:val="28"/>
   </w:num>
   <w:num w:numId="19">
-    <w:abstractNumId w:val="36"/>
+    <w:abstractNumId w:val="37"/>
   </w:num>
   <w:num w:numId="20">
-    <w:abstractNumId w:val="18"/>
+    <w:abstractNumId w:val="19"/>
   </w:num>
   <w:num w:numId="21">
-    <w:abstractNumId w:val="3"/>
+    <w:abstractNumId w:val="4"/>
   </w:num>
   <w:num w:numId="22">
-    <w:abstractNumId w:val="41"/>
+    <w:abstractNumId w:val="42"/>
   </w:num>
   <w:num w:numId="23">
     <w:abstractNumId w:val="0"/>
   </w:num>
   <w:num w:numId="24">
+    <w:abstractNumId w:val="17"/>
+  </w:num>
+  <w:num w:numId="25">
+    <w:abstractNumId w:val="24"/>
+  </w:num>
+  <w:num w:numId="26">
+    <w:abstractNumId w:val="39"/>
+  </w:num>
+  <w:num w:numId="27">
+    <w:abstractNumId w:val="26"/>
+  </w:num>
+  <w:num w:numId="28">
+    <w:abstractNumId w:val="13"/>
+  </w:num>
+  <w:num w:numId="29">
     <w:abstractNumId w:val="16"/>
   </w:num>
-  <w:num w:numId="25">
+  <w:num w:numId="30">
+    <w:abstractNumId w:val="14"/>
+  </w:num>
+  <w:num w:numId="31">
+    <w:abstractNumId w:val="27"/>
+  </w:num>
+  <w:num w:numId="32">
+    <w:abstractNumId w:val="9"/>
+  </w:num>
+  <w:num w:numId="33">
     <w:abstractNumId w:val="23"/>
   </w:num>
-  <w:num w:numId="26">
-    <w:abstractNumId w:val="38"/>
+  <w:num w:numId="34">
+    <w:abstractNumId w:val="10"/>
   </w:num>
-  <w:num w:numId="27">
-    <w:abstractNumId w:val="25"/>
-  </w:num>
-  <w:num w:numId="28">
-    <w:abstractNumId w:val="12"/>
-  </w:num>
-  <w:num w:numId="29">
-    <w:abstractNumId w:val="15"/>
-  </w:num>
-  <w:num w:numId="30">
-    <w:abstractNumId w:val="13"/>
-  </w:num>
-  <w:num w:numId="31">
-    <w:abstractNumId w:val="26"/>
-  </w:num>
-  <w:num w:numId="32">
+  <w:num w:numId="35">
     <w:abstractNumId w:val="8"/>
   </w:num>
-  <w:num w:numId="33">
-    <w:abstractNumId w:val="22"/>
-  </w:num>
-  <w:num w:numId="34">
-    <w:abstractNumId w:val="9"/>
-  </w:num>
-  <w:num w:numId="35">
-    <w:abstractNumId w:val="7"/>
-  </w:num>
   <w:num w:numId="36">
-    <w:abstractNumId w:val="2"/>
+    <w:abstractNumId w:val="3"/>
   </w:num>
   <w:num w:numId="37">
-    <w:abstractNumId w:val="19"/>
+    <w:abstractNumId w:val="20"/>
   </w:num>
   <w:num w:numId="38">
-    <w:abstractNumId w:val="34"/>
+    <w:abstractNumId w:val="35"/>
   </w:num>
   <w:num w:numId="39">
-    <w:abstractNumId w:val="5"/>
+    <w:abstractNumId w:val="6"/>
   </w:num>
   <w:num w:numId="40">
-    <w:abstractNumId w:val="39"/>
+    <w:abstractNumId w:val="40"/>
   </w:num>
   <w:num w:numId="41">
-    <w:abstractNumId w:val="28"/>
+    <w:abstractNumId w:val="29"/>
   </w:num>
   <w:num w:numId="42">
-    <w:abstractNumId w:val="40"/>
+    <w:abstractNumId w:val="41"/>
+  </w:num>
+  <w:num w:numId="43">
+    <w:abstractNumId w:val="2"/>
   </w:num>
 </w:numbering>
 </file>
